--- a/T24_template_2.docx
+++ b/T24_template_2.docx
@@ -2139,12 +2139,27 @@
             </w:r>
             <w:r>
               <w:rPr>
-                <w:rFonts w:hint="eastAsia"/>
-                <w:sz w:val="20"/>
-                <w:szCs w:val="20"/>
-                <w:lang w:eastAsia="zh-HK"/>
-              </w:rPr>
-              <w:t>-----</w:t>
+                <w:sz w:val="20"/>
+                <w:szCs w:val="20"/>
+                <w:lang w:eastAsia="zh-HK"/>
+              </w:rPr>
+              <w:t>{{VEH_</w:t>
+            </w:r>
+            <w:r>
+              <w:rPr>
+                <w:rFonts w:hint="eastAsia"/>
+                <w:sz w:val="20"/>
+                <w:szCs w:val="20"/>
+              </w:rPr>
+              <w:t>4</w:t>
+            </w:r>
+            <w:r>
+              <w:rPr>
+                <w:sz w:val="20"/>
+                <w:szCs w:val="20"/>
+                <w:lang w:eastAsia="zh-HK"/>
+              </w:rPr>
+              <w:t>_EXPIRY}}</w:t>
             </w:r>
           </w:p>
         </w:tc>
@@ -4054,12 +4069,27 @@
             </w:r>
             <w:r>
               <w:rPr>
-                <w:rFonts w:hint="eastAsia"/>
-                <w:sz w:val="20"/>
-                <w:szCs w:val="20"/>
-                <w:lang w:eastAsia="zh-HK"/>
-              </w:rPr>
-              <w:t>------</w:t>
+                <w:sz w:val="20"/>
+                <w:szCs w:val="20"/>
+                <w:lang w:eastAsia="zh-HK"/>
+              </w:rPr>
+              <w:t>{{VEH_</w:t>
+            </w:r>
+            <w:r>
+              <w:rPr>
+                <w:rFonts w:hint="eastAsia"/>
+                <w:sz w:val="20"/>
+                <w:szCs w:val="20"/>
+              </w:rPr>
+              <w:t>5</w:t>
+            </w:r>
+            <w:r>
+              <w:rPr>
+                <w:sz w:val="20"/>
+                <w:szCs w:val="20"/>
+                <w:lang w:eastAsia="zh-HK"/>
+              </w:rPr>
+              <w:t>_EXPIRY}}</w:t>
             </w:r>
           </w:p>
         </w:tc>
@@ -5906,12 +5936,27 @@
             </w:pPr>
             <w:r>
               <w:rPr>
-                <w:rFonts w:hint="eastAsia"/>
-                <w:sz w:val="20"/>
-                <w:szCs w:val="20"/>
-                <w:lang w:eastAsia="zh-HK"/>
-              </w:rPr>
-              <w:t>-----</w:t>
+                <w:sz w:val="20"/>
+                <w:szCs w:val="20"/>
+                <w:lang w:eastAsia="zh-HK"/>
+              </w:rPr>
+              <w:t>{{VEH_</w:t>
+            </w:r>
+            <w:r>
+              <w:rPr>
+                <w:rFonts w:hint="eastAsia"/>
+                <w:sz w:val="20"/>
+                <w:szCs w:val="20"/>
+              </w:rPr>
+              <w:t>6</w:t>
+            </w:r>
+            <w:r>
+              <w:rPr>
+                <w:sz w:val="20"/>
+                <w:szCs w:val="20"/>
+                <w:lang w:eastAsia="zh-HK"/>
+              </w:rPr>
+              <w:t>_EXPIRY}}</w:t>
             </w:r>
           </w:p>
         </w:tc>
@@ -11281,7 +11326,7 @@
           </mc:Choice>
           <mc:Fallback>
             <w:pict>
-              <v:line w14:anchorId="581BE12E" id="直線接點 3" o:spid="_x0000_s1026" style="position:absolute;z-index:251656192;visibility:visible;mso-wrap-style:square;mso-width-percent:0;mso-height-percent:0;mso-wrap-distance-left:9pt;mso-wrap-distance-top:0;mso-wrap-distance-right:9pt;mso-wrap-distance-bottom:0;mso-position-horizontal:absolute;mso-position-horizontal-relative:text;mso-position-vertical:absolute;mso-position-vertical-relative:text;mso-width-percent:0;mso-height-percent:0;mso-width-relative:margin;mso-height-relative:margin" from="-10.5pt,256pt" to="488.15pt,257.05pt" o:gfxdata="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" strokecolor="black [3040]"/>
+              <v:line w14:anchorId="0326500E" id="直線接點 3" o:spid="_x0000_s1026" style="position:absolute;z-index:251656192;visibility:visible;mso-wrap-style:square;mso-width-percent:0;mso-height-percent:0;mso-wrap-distance-left:9pt;mso-wrap-distance-top:0;mso-wrap-distance-right:9pt;mso-wrap-distance-bottom:0;mso-position-horizontal:absolute;mso-position-horizontal-relative:text;mso-position-vertical:absolute;mso-position-vertical-relative:text;mso-width-percent:0;mso-height-percent:0;mso-width-relative:margin;mso-height-relative:margin" from="-10.5pt,256pt" to="488.15pt,257.05pt" o:gfxdata="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" strokecolor="black [3040]"/>
             </w:pict>
           </mc:Fallback>
         </mc:AlternateContent>
@@ -11352,7 +11397,7 @@
           </mc:Choice>
           <mc:Fallback>
             <w:pict>
-              <v:line w14:anchorId="028ED822" id="直線接點 4" o:spid="_x0000_s1026" style="position:absolute;flip:x;z-index:251672576;visibility:visible;mso-wrap-style:square;mso-width-percent:0;mso-height-percent:0;mso-wrap-distance-left:9pt;mso-wrap-distance-top:0;mso-wrap-distance-right:9pt;mso-wrap-distance-bottom:0;mso-position-horizontal:absolute;mso-position-horizontal-relative:text;mso-position-vertical:absolute;mso-position-vertical-relative:text;mso-width-percent:0;mso-height-percent:0;mso-width-relative:margin;mso-height-relative:margin" from="-31.85pt,118.35pt" to="464.05pt,246.15pt" o:gfxdata="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" strokecolor="black [3040]"/>
+              <v:line w14:anchorId="74C81883" id="直線接點 4" o:spid="_x0000_s1026" style="position:absolute;flip:x;z-index:251672576;visibility:visible;mso-wrap-style:square;mso-width-percent:0;mso-height-percent:0;mso-wrap-distance-left:9pt;mso-wrap-distance-top:0;mso-wrap-distance-right:9pt;mso-wrap-distance-bottom:0;mso-position-horizontal:absolute;mso-position-horizontal-relative:text;mso-position-vertical:absolute;mso-position-vertical-relative:text;mso-width-percent:0;mso-height-percent:0;mso-width-relative:margin;mso-height-relative:margin" from="-31.85pt,118.35pt" to="464.05pt,246.15pt" o:gfxdata="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" strokecolor="black [3040]"/>
             </w:pict>
           </mc:Fallback>
         </mc:AlternateContent>
@@ -11423,7 +11468,7 @@
           </mc:Choice>
           <mc:Fallback>
             <w:pict>
-              <v:line w14:anchorId="0E3B46ED" id="直線接點 2" o:spid="_x0000_s1026" style="position:absolute;flip:y;z-index:251663360;visibility:visible;mso-wrap-style:square;mso-width-percent:0;mso-height-percent:0;mso-wrap-distance-left:9pt;mso-wrap-distance-top:0;mso-wrap-distance-right:9pt;mso-wrap-distance-bottom:0;mso-position-horizontal:absolute;mso-position-horizontal-relative:text;mso-position-vertical:absolute;mso-position-vertical-relative:text;mso-width-percent:0;mso-height-percent:0;mso-width-relative:margin;mso-height-relative:margin" from="-18.55pt,116.35pt" to="484.35pt,117.4pt" o:gfxdata="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" strokecolor="black [3040]"/>
+              <v:line w14:anchorId="02219244" id="直線接點 2" o:spid="_x0000_s1026" style="position:absolute;flip:y;z-index:251663360;visibility:visible;mso-wrap-style:square;mso-width-percent:0;mso-height-percent:0;mso-wrap-distance-left:9pt;mso-wrap-distance-top:0;mso-wrap-distance-right:9pt;mso-wrap-distance-bottom:0;mso-position-horizontal:absolute;mso-position-horizontal-relative:text;mso-position-vertical:absolute;mso-position-vertical-relative:text;mso-width-percent:0;mso-height-percent:0;mso-width-relative:margin;mso-height-relative:margin" from="-18.55pt,116.35pt" to="484.35pt,117.4pt" o:gfxdata="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" strokecolor="black [3040]"/>
             </w:pict>
           </mc:Fallback>
         </mc:AlternateContent>

--- a/T24_template_2.docx
+++ b/T24_template_2.docx
@@ -1530,8 +1530,8 @@
             </w:pPr>
             <w:r>
               <w:rPr>
-                <w:sz w:val="20"/>
-                <w:szCs w:val="20"/>
+                <w:sz w:val="16"/>
+                <w:szCs w:val="16"/>
                 <w:lang w:eastAsia="zh-HK"/>
               </w:rPr>
               <w:t>{{VEH_</w:t>
@@ -1539,18 +1539,18 @@
             <w:r>
               <w:rPr>
                 <w:rFonts w:hint="eastAsia"/>
-                <w:sz w:val="20"/>
-                <w:szCs w:val="20"/>
+                <w:sz w:val="16"/>
+                <w:szCs w:val="16"/>
               </w:rPr>
               <w:t>4</w:t>
             </w:r>
             <w:r>
               <w:rPr>
-                <w:sz w:val="20"/>
-                <w:szCs w:val="20"/>
-                <w:lang w:eastAsia="zh-HK"/>
-              </w:rPr>
-              <w:t>_CLASS}}</w:t>
+                <w:sz w:val="16"/>
+                <w:szCs w:val="16"/>
+                <w:lang w:eastAsia="zh-HK"/>
+              </w:rPr>
+              <w:t>_CLASS_EN}}</w:t>
             </w:r>
           </w:p>
         </w:tc>
@@ -3428,8 +3428,8 @@
             </w:pPr>
             <w:r>
               <w:rPr>
-                <w:sz w:val="20"/>
-                <w:szCs w:val="20"/>
+                <w:sz w:val="16"/>
+                <w:szCs w:val="16"/>
                 <w:lang w:eastAsia="zh-HK"/>
               </w:rPr>
               <w:t>{{VEH_</w:t>
@@ -3437,18 +3437,18 @@
             <w:r>
               <w:rPr>
                 <w:rFonts w:hint="eastAsia"/>
-                <w:sz w:val="20"/>
-                <w:szCs w:val="20"/>
+                <w:sz w:val="16"/>
+                <w:szCs w:val="16"/>
               </w:rPr>
               <w:t>5</w:t>
             </w:r>
             <w:r>
               <w:rPr>
-                <w:sz w:val="20"/>
-                <w:szCs w:val="20"/>
-                <w:lang w:eastAsia="zh-HK"/>
-              </w:rPr>
-              <w:t>_CLASS}}</w:t>
+                <w:sz w:val="16"/>
+                <w:szCs w:val="16"/>
+                <w:lang w:eastAsia="zh-HK"/>
+              </w:rPr>
+              <w:t>_CLASS_EN}}</w:t>
             </w:r>
           </w:p>
         </w:tc>
@@ -5332,8 +5332,8 @@
             </w:pPr>
             <w:r>
               <w:rPr>
-                <w:sz w:val="20"/>
-                <w:szCs w:val="20"/>
+                <w:sz w:val="16"/>
+                <w:szCs w:val="16"/>
                 <w:lang w:eastAsia="zh-HK"/>
               </w:rPr>
               <w:t>{{VEH_</w:t>
@@ -5341,18 +5341,18 @@
             <w:r>
               <w:rPr>
                 <w:rFonts w:hint="eastAsia"/>
-                <w:sz w:val="20"/>
-                <w:szCs w:val="20"/>
+                <w:sz w:val="16"/>
+                <w:szCs w:val="16"/>
               </w:rPr>
               <w:t>6</w:t>
             </w:r>
             <w:r>
               <w:rPr>
-                <w:sz w:val="20"/>
-                <w:szCs w:val="20"/>
-                <w:lang w:eastAsia="zh-HK"/>
-              </w:rPr>
-              <w:t>_CLASS}}</w:t>
+                <w:sz w:val="16"/>
+                <w:szCs w:val="16"/>
+                <w:lang w:eastAsia="zh-HK"/>
+              </w:rPr>
+              <w:t>_CLASS_EN}}</w:t>
             </w:r>
           </w:p>
         </w:tc>
@@ -11326,7 +11326,7 @@
           </mc:Choice>
           <mc:Fallback>
             <w:pict>
-              <v:line w14:anchorId="0326500E" id="直線接點 3" o:spid="_x0000_s1026" style="position:absolute;z-index:251656192;visibility:visible;mso-wrap-style:square;mso-width-percent:0;mso-height-percent:0;mso-wrap-distance-left:9pt;mso-wrap-distance-top:0;mso-wrap-distance-right:9pt;mso-wrap-distance-bottom:0;mso-position-horizontal:absolute;mso-position-horizontal-relative:text;mso-position-vertical:absolute;mso-position-vertical-relative:text;mso-width-percent:0;mso-height-percent:0;mso-width-relative:margin;mso-height-relative:margin" from="-10.5pt,256pt" to="488.15pt,257.05pt" o:gfxdata="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" strokecolor="black [3040]"/>
+              <v:line w14:anchorId="4FA27A84" id="直線接點 3" o:spid="_x0000_s1026" style="position:absolute;z-index:251656192;visibility:visible;mso-wrap-style:square;mso-width-percent:0;mso-height-percent:0;mso-wrap-distance-left:9pt;mso-wrap-distance-top:0;mso-wrap-distance-right:9pt;mso-wrap-distance-bottom:0;mso-position-horizontal:absolute;mso-position-horizontal-relative:text;mso-position-vertical:absolute;mso-position-vertical-relative:text;mso-width-percent:0;mso-height-percent:0;mso-width-relative:margin;mso-height-relative:margin" from="-10.5pt,256pt" to="488.15pt,257.05pt" o:gfxdata="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" strokecolor="black [3040]"/>
             </w:pict>
           </mc:Fallback>
         </mc:AlternateContent>
@@ -11397,7 +11397,7 @@
           </mc:Choice>
           <mc:Fallback>
             <w:pict>
-              <v:line w14:anchorId="74C81883" id="直線接點 4" o:spid="_x0000_s1026" style="position:absolute;flip:x;z-index:251672576;visibility:visible;mso-wrap-style:square;mso-width-percent:0;mso-height-percent:0;mso-wrap-distance-left:9pt;mso-wrap-distance-top:0;mso-wrap-distance-right:9pt;mso-wrap-distance-bottom:0;mso-position-horizontal:absolute;mso-position-horizontal-relative:text;mso-position-vertical:absolute;mso-position-vertical-relative:text;mso-width-percent:0;mso-height-percent:0;mso-width-relative:margin;mso-height-relative:margin" from="-31.85pt,118.35pt" to="464.05pt,246.15pt" o:gfxdata="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" strokecolor="black [3040]"/>
+              <v:line w14:anchorId="7DDEBA33" id="直線接點 4" o:spid="_x0000_s1026" style="position:absolute;flip:x;z-index:251672576;visibility:visible;mso-wrap-style:square;mso-width-percent:0;mso-height-percent:0;mso-wrap-distance-left:9pt;mso-wrap-distance-top:0;mso-wrap-distance-right:9pt;mso-wrap-distance-bottom:0;mso-position-horizontal:absolute;mso-position-horizontal-relative:text;mso-position-vertical:absolute;mso-position-vertical-relative:text;mso-width-percent:0;mso-height-percent:0;mso-width-relative:margin;mso-height-relative:margin" from="-31.85pt,118.35pt" to="464.05pt,246.15pt" o:gfxdata="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" strokecolor="black [3040]"/>
             </w:pict>
           </mc:Fallback>
         </mc:AlternateContent>
@@ -11468,7 +11468,7 @@
           </mc:Choice>
           <mc:Fallback>
             <w:pict>
-              <v:line w14:anchorId="02219244" id="直線接點 2" o:spid="_x0000_s1026" style="position:absolute;flip:y;z-index:251663360;visibility:visible;mso-wrap-style:square;mso-width-percent:0;mso-height-percent:0;mso-wrap-distance-left:9pt;mso-wrap-distance-top:0;mso-wrap-distance-right:9pt;mso-wrap-distance-bottom:0;mso-position-horizontal:absolute;mso-position-horizontal-relative:text;mso-position-vertical:absolute;mso-position-vertical-relative:text;mso-width-percent:0;mso-height-percent:0;mso-width-relative:margin;mso-height-relative:margin" from="-18.55pt,116.35pt" to="484.35pt,117.4pt" o:gfxdata="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" strokecolor="black [3040]"/>
+              <v:line w14:anchorId="578F058B" id="直線接點 2" o:spid="_x0000_s1026" style="position:absolute;flip:y;z-index:251663360;visibility:visible;mso-wrap-style:square;mso-width-percent:0;mso-height-percent:0;mso-wrap-distance-left:9pt;mso-wrap-distance-top:0;mso-wrap-distance-right:9pt;mso-wrap-distance-bottom:0;mso-position-horizontal:absolute;mso-position-horizontal-relative:text;mso-position-vertical:absolute;mso-position-vertical-relative:text;mso-width-percent:0;mso-height-percent:0;mso-width-relative:margin;mso-height-relative:margin" from="-18.55pt,116.35pt" to="484.35pt,117.4pt" o:gfxdata="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" strokecolor="black [3040]"/>
             </w:pict>
           </mc:Fallback>
         </mc:AlternateContent>

--- a/T24_template_2.docx
+++ b/T24_template_2.docx
@@ -8032,23 +8032,16 @@
             </w:r>
             <w:r>
               <w:rPr>
+                <w:rFonts w:asciiTheme="majorEastAsia" w:eastAsiaTheme="majorEastAsia" w:hAnsiTheme="majorEastAsia" w:hint="eastAsia"/>
+                <w:sz w:val="22"/>
+              </w:rPr>
+              <w:t xml:space="preserve">XXXX </w:t>
+            </w:r>
+            <w:r>
+              <w:rPr>
                 <w:rFonts w:asciiTheme="majorEastAsia" w:eastAsiaTheme="majorEastAsia" w:hAnsiTheme="majorEastAsia" w:cs="Arial"/>
                 <w:sz w:val="22"/>
               </w:rPr>
-              <w:t>私家車</w:t>
-            </w:r>
-            <w:r>
-              <w:rPr>
-                <w:rFonts w:asciiTheme="majorEastAsia" w:eastAsiaTheme="majorEastAsia" w:hAnsiTheme="majorEastAsia"/>
-                <w:sz w:val="22"/>
-              </w:rPr>
-              <w:t>UV2045</w:t>
-            </w:r>
-            <w:r>
-              <w:rPr>
-                <w:rFonts w:asciiTheme="majorEastAsia" w:eastAsiaTheme="majorEastAsia" w:hAnsiTheme="majorEastAsia" w:cs="Arial"/>
-                <w:sz w:val="22"/>
-              </w:rPr>
               <w:t xml:space="preserve"> </w:t>
             </w:r>
             <w:r>
@@ -8057,7 +8050,14 @@
                 <w:sz w:val="22"/>
                 <w:lang w:eastAsia="zh-HK"/>
               </w:rPr>
-              <w:t>(車輛甲</w:t>
+              <w:t>(車輛</w:t>
+            </w:r>
+            <w:r>
+              <w:rPr>
+                <w:rFonts w:asciiTheme="majorEastAsia" w:eastAsiaTheme="majorEastAsia" w:hAnsiTheme="majorEastAsia" w:hint="eastAsia"/>
+                <w:sz w:val="22"/>
+              </w:rPr>
+              <w:t>X</w:t>
             </w:r>
             <w:r>
               <w:rPr>
@@ -11326,7 +11326,7 @@
           </mc:Choice>
           <mc:Fallback>
             <w:pict>
-              <v:line w14:anchorId="4FA27A84" id="直線接點 3" o:spid="_x0000_s1026" style="position:absolute;z-index:251656192;visibility:visible;mso-wrap-style:square;mso-width-percent:0;mso-height-percent:0;mso-wrap-distance-left:9pt;mso-wrap-distance-top:0;mso-wrap-distance-right:9pt;mso-wrap-distance-bottom:0;mso-position-horizontal:absolute;mso-position-horizontal-relative:text;mso-position-vertical:absolute;mso-position-vertical-relative:text;mso-width-percent:0;mso-height-percent:0;mso-width-relative:margin;mso-height-relative:margin" from="-10.5pt,256pt" to="488.15pt,257.05pt" o:gfxdata="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" strokecolor="black [3040]"/>
+              <v:line w14:anchorId="37E04485" id="直線接點 3" o:spid="_x0000_s1026" style="position:absolute;z-index:251656192;visibility:visible;mso-wrap-style:square;mso-width-percent:0;mso-height-percent:0;mso-wrap-distance-left:9pt;mso-wrap-distance-top:0;mso-wrap-distance-right:9pt;mso-wrap-distance-bottom:0;mso-position-horizontal:absolute;mso-position-horizontal-relative:text;mso-position-vertical:absolute;mso-position-vertical-relative:text;mso-width-percent:0;mso-height-percent:0;mso-width-relative:margin;mso-height-relative:margin" from="-10.5pt,256pt" to="488.15pt,257.05pt" o:gfxdata="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" strokecolor="black [3040]"/>
             </w:pict>
           </mc:Fallback>
         </mc:AlternateContent>
@@ -11397,7 +11397,7 @@
           </mc:Choice>
           <mc:Fallback>
             <w:pict>
-              <v:line w14:anchorId="7DDEBA33" id="直線接點 4" o:spid="_x0000_s1026" style="position:absolute;flip:x;z-index:251672576;visibility:visible;mso-wrap-style:square;mso-width-percent:0;mso-height-percent:0;mso-wrap-distance-left:9pt;mso-wrap-distance-top:0;mso-wrap-distance-right:9pt;mso-wrap-distance-bottom:0;mso-position-horizontal:absolute;mso-position-horizontal-relative:text;mso-position-vertical:absolute;mso-position-vertical-relative:text;mso-width-percent:0;mso-height-percent:0;mso-width-relative:margin;mso-height-relative:margin" from="-31.85pt,118.35pt" to="464.05pt,246.15pt" o:gfxdata="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" strokecolor="black [3040]"/>
+              <v:line w14:anchorId="3F1331FE" id="直線接點 4" o:spid="_x0000_s1026" style="position:absolute;flip:x;z-index:251672576;visibility:visible;mso-wrap-style:square;mso-width-percent:0;mso-height-percent:0;mso-wrap-distance-left:9pt;mso-wrap-distance-top:0;mso-wrap-distance-right:9pt;mso-wrap-distance-bottom:0;mso-position-horizontal:absolute;mso-position-horizontal-relative:text;mso-position-vertical:absolute;mso-position-vertical-relative:text;mso-width-percent:0;mso-height-percent:0;mso-width-relative:margin;mso-height-relative:margin" from="-31.85pt,118.35pt" to="464.05pt,246.15pt" o:gfxdata="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" strokecolor="black [3040]"/>
             </w:pict>
           </mc:Fallback>
         </mc:AlternateContent>
@@ -11468,7 +11468,7 @@
           </mc:Choice>
           <mc:Fallback>
             <w:pict>
-              <v:line w14:anchorId="578F058B" id="直線接點 2" o:spid="_x0000_s1026" style="position:absolute;flip:y;z-index:251663360;visibility:visible;mso-wrap-style:square;mso-width-percent:0;mso-height-percent:0;mso-wrap-distance-left:9pt;mso-wrap-distance-top:0;mso-wrap-distance-right:9pt;mso-wrap-distance-bottom:0;mso-position-horizontal:absolute;mso-position-horizontal-relative:text;mso-position-vertical:absolute;mso-position-vertical-relative:text;mso-width-percent:0;mso-height-percent:0;mso-width-relative:margin;mso-height-relative:margin" from="-18.55pt,116.35pt" to="484.35pt,117.4pt" o:gfxdata="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" strokecolor="black [3040]"/>
+              <v:line w14:anchorId="0AB875E6" id="直線接點 2" o:spid="_x0000_s1026" style="position:absolute;flip:y;z-index:251663360;visibility:visible;mso-wrap-style:square;mso-width-percent:0;mso-height-percent:0;mso-wrap-distance-left:9pt;mso-wrap-distance-top:0;mso-wrap-distance-right:9pt;mso-wrap-distance-bottom:0;mso-position-horizontal:absolute;mso-position-horizontal-relative:text;mso-position-vertical:absolute;mso-position-vertical-relative:text;mso-width-percent:0;mso-height-percent:0;mso-width-relative:margin;mso-height-relative:margin" from="-18.55pt,116.35pt" to="484.35pt,117.4pt" o:gfxdata="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" strokecolor="black [3040]"/>
             </w:pict>
           </mc:Fallback>
         </mc:AlternateContent>
@@ -11925,6 +11925,7 @@
   <w:style w:type="character" w:default="1" w:styleId="a0">
     <w:name w:val="Default Paragraph Font"/>
     <w:uiPriority w:val="1"/>
+    <w:semiHidden/>
     <w:unhideWhenUsed/>
   </w:style>
   <w:style w:type="table" w:default="1" w:styleId="a1">

--- a/T24_template_2.docx
+++ b/T24_template_2.docx
@@ -5190,7 +5190,7 @@
       <w:tr>
         <w:tc>
           <w:tcPr>
-            <w:tcW w:w="1809" w:type="dxa"/>
+            <w:tcW w:w="1808" w:type="dxa"/>
           </w:tcPr>
           <w:p>
             <w:pPr>
@@ -5270,7 +5270,7 @@
                 <w:szCs w:val="20"/>
                 <w:lang w:eastAsia="zh-HK"/>
               </w:rPr>
-              <w:t>{VEH_</w:t>
+              <w:t>{{VEH_</w:t>
             </w:r>
             <w:r>
               <w:rPr>
@@ -5391,7 +5391,7 @@
         </w:tc>
         <w:tc>
           <w:tcPr>
-            <w:tcW w:w="997" w:type="dxa"/>
+            <w:tcW w:w="998" w:type="dxa"/>
             <w:vMerge w:val="restart"/>
             <w:vAlign w:val="center"/>
           </w:tcPr>
@@ -5510,43 +5510,25 @@
       <w:tr>
         <w:tc>
           <w:tcPr>
-            <w:tcW w:w="1809" w:type="dxa"/>
-          </w:tcPr>
-          <w:p>
-            <w:pPr>
-              <w:spacing w:line="200" w:lineRule="exact"/>
-              <w:rPr>
-                <w:sz w:val="20"/>
-                <w:szCs w:val="20"/>
-                <w:lang w:eastAsia="zh-HK"/>
-              </w:rPr>
-            </w:pPr>
-            <w:r>
-              <w:rPr>
-                <w:rFonts w:hint="eastAsia"/>
-                <w:sz w:val="20"/>
-                <w:szCs w:val="20"/>
-                <w:lang w:eastAsia="zh-HK"/>
-              </w:rPr>
-              <w:t>Vehicle (</w:t>
-            </w:r>
-            <w:r>
-              <w:rPr>
-                <w:rFonts w:hint="eastAsia"/>
-                <w:sz w:val="20"/>
-                <w:szCs w:val="20"/>
-                <w:lang w:eastAsia="zh-HK"/>
-              </w:rPr>
-              <w:t>C</w:t>
-            </w:r>
-            <w:r>
-              <w:rPr>
-                <w:rFonts w:hint="eastAsia"/>
-                <w:sz w:val="20"/>
-                <w:szCs w:val="20"/>
-                <w:lang w:eastAsia="zh-HK"/>
-              </w:rPr>
-              <w:t>) Reg. No.</w:t>
+            <w:tcW w:w="1808" w:type="dxa"/>
+          </w:tcPr>
+          <w:p>
+            <w:pPr>
+              <w:spacing w:line="200" w:lineRule="exact"/>
+              <w:rPr>
+                <w:sz w:val="20"/>
+                <w:szCs w:val="20"/>
+                <w:lang w:eastAsia="zh-HK"/>
+              </w:rPr>
+            </w:pPr>
+            <w:r>
+              <w:rPr>
+                <w:rFonts w:hint="eastAsia"/>
+                <w:sz w:val="20"/>
+                <w:szCs w:val="20"/>
+                <w:lang w:eastAsia="zh-HK"/>
+              </w:rPr>
+              <w:t>Vehicle (C) Reg. No.</w:t>
             </w:r>
           </w:p>
         </w:tc>
@@ -5640,7 +5622,7 @@
         </w:tc>
         <w:tc>
           <w:tcPr>
-            <w:tcW w:w="997" w:type="dxa"/>
+            <w:tcW w:w="998" w:type="dxa"/>
             <w:vMerge/>
             <w:tcBorders>
               <w:bottom w:val="single" w:sz="4" w:space="0" w:color="auto"/>
@@ -11326,7 +11308,7 @@
           </mc:Choice>
           <mc:Fallback>
             <w:pict>
-              <v:line w14:anchorId="37E04485" id="直線接點 3" o:spid="_x0000_s1026" style="position:absolute;z-index:251656192;visibility:visible;mso-wrap-style:square;mso-width-percent:0;mso-height-percent:0;mso-wrap-distance-left:9pt;mso-wrap-distance-top:0;mso-wrap-distance-right:9pt;mso-wrap-distance-bottom:0;mso-position-horizontal:absolute;mso-position-horizontal-relative:text;mso-position-vertical:absolute;mso-position-vertical-relative:text;mso-width-percent:0;mso-height-percent:0;mso-width-relative:margin;mso-height-relative:margin" from="-10.5pt,256pt" to="488.15pt,257.05pt" o:gfxdata="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" strokecolor="black [3040]"/>
+              <v:line w14:anchorId="26E82B02" id="直線接點 3" o:spid="_x0000_s1026" style="position:absolute;z-index:251656192;visibility:visible;mso-wrap-style:square;mso-width-percent:0;mso-height-percent:0;mso-wrap-distance-left:9pt;mso-wrap-distance-top:0;mso-wrap-distance-right:9pt;mso-wrap-distance-bottom:0;mso-position-horizontal:absolute;mso-position-horizontal-relative:text;mso-position-vertical:absolute;mso-position-vertical-relative:text;mso-width-percent:0;mso-height-percent:0;mso-width-relative:margin;mso-height-relative:margin" from="-10.5pt,256pt" to="488.15pt,257.05pt" o:gfxdata="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" strokecolor="black [3040]"/>
             </w:pict>
           </mc:Fallback>
         </mc:AlternateContent>
@@ -11397,7 +11379,7 @@
           </mc:Choice>
           <mc:Fallback>
             <w:pict>
-              <v:line w14:anchorId="3F1331FE" id="直線接點 4" o:spid="_x0000_s1026" style="position:absolute;flip:x;z-index:251672576;visibility:visible;mso-wrap-style:square;mso-width-percent:0;mso-height-percent:0;mso-wrap-distance-left:9pt;mso-wrap-distance-top:0;mso-wrap-distance-right:9pt;mso-wrap-distance-bottom:0;mso-position-horizontal:absolute;mso-position-horizontal-relative:text;mso-position-vertical:absolute;mso-position-vertical-relative:text;mso-width-percent:0;mso-height-percent:0;mso-width-relative:margin;mso-height-relative:margin" from="-31.85pt,118.35pt" to="464.05pt,246.15pt" o:gfxdata="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" strokecolor="black [3040]"/>
+              <v:line w14:anchorId="3DDE3CBC" id="直線接點 4" o:spid="_x0000_s1026" style="position:absolute;flip:x;z-index:251672576;visibility:visible;mso-wrap-style:square;mso-width-percent:0;mso-height-percent:0;mso-wrap-distance-left:9pt;mso-wrap-distance-top:0;mso-wrap-distance-right:9pt;mso-wrap-distance-bottom:0;mso-position-horizontal:absolute;mso-position-horizontal-relative:text;mso-position-vertical:absolute;mso-position-vertical-relative:text;mso-width-percent:0;mso-height-percent:0;mso-width-relative:margin;mso-height-relative:margin" from="-31.85pt,118.35pt" to="464.05pt,246.15pt" o:gfxdata="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" strokecolor="black [3040]"/>
             </w:pict>
           </mc:Fallback>
         </mc:AlternateContent>
@@ -11468,7 +11450,7 @@
           </mc:Choice>
           <mc:Fallback>
             <w:pict>
-              <v:line w14:anchorId="0AB875E6" id="直線接點 2" o:spid="_x0000_s1026" style="position:absolute;flip:y;z-index:251663360;visibility:visible;mso-wrap-style:square;mso-width-percent:0;mso-height-percent:0;mso-wrap-distance-left:9pt;mso-wrap-distance-top:0;mso-wrap-distance-right:9pt;mso-wrap-distance-bottom:0;mso-position-horizontal:absolute;mso-position-horizontal-relative:text;mso-position-vertical:absolute;mso-position-vertical-relative:text;mso-width-percent:0;mso-height-percent:0;mso-width-relative:margin;mso-height-relative:margin" from="-18.55pt,116.35pt" to="484.35pt,117.4pt" o:gfxdata="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" strokecolor="black [3040]"/>
+              <v:line w14:anchorId="4E08D70A" id="直線接點 2" o:spid="_x0000_s1026" style="position:absolute;flip:y;z-index:251663360;visibility:visible;mso-wrap-style:square;mso-width-percent:0;mso-height-percent:0;mso-wrap-distance-left:9pt;mso-wrap-distance-top:0;mso-wrap-distance-right:9pt;mso-wrap-distance-bottom:0;mso-position-horizontal:absolute;mso-position-horizontal-relative:text;mso-position-vertical:absolute;mso-position-vertical-relative:text;mso-width-percent:0;mso-height-percent:0;mso-width-relative:margin;mso-height-relative:margin" from="-18.55pt,116.35pt" to="484.35pt,117.4pt" o:gfxdata="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" strokecolor="black [3040]"/>
             </w:pict>
           </mc:Fallback>
         </mc:AlternateContent>

--- a/T24_template_2.docx
+++ b/T24_template_2.docx
@@ -222,13 +222,23 @@
         </w:rPr>
         <w:t>(</w:t>
       </w:r>
+      <w:proofErr w:type="gramStart"/>
       <w:r>
         <w:rPr>
           <w:rFonts w:hint="eastAsia"/>
           <w:szCs w:val="24"/>
           <w:lang w:eastAsia="zh-HK"/>
         </w:rPr>
-        <w:t>祇有車輛損毀</w:t>
+        <w:t>祇</w:t>
+      </w:r>
+      <w:proofErr w:type="gramEnd"/>
+      <w:r>
+        <w:rPr>
+          <w:rFonts w:hint="eastAsia"/>
+          <w:szCs w:val="24"/>
+          <w:lang w:eastAsia="zh-HK"/>
+        </w:rPr>
+        <w:t>有車輛損毀</w:t>
       </w:r>
       <w:r>
         <w:rPr>
@@ -1028,6 +1038,7 @@
                 <w:lang w:eastAsia="zh-HK"/>
               </w:rPr>
             </w:pPr>
+            <w:proofErr w:type="gramStart"/>
             <w:r>
               <w:rPr>
                 <w:rFonts w:hint="eastAsia"/>
@@ -1037,6 +1048,7 @@
               </w:rPr>
               <w:t>擠塞</w:t>
             </w:r>
+            <w:proofErr w:type="gramEnd"/>
             <w:r>
               <w:rPr>
                 <w:rFonts w:hint="eastAsia"/>
@@ -1186,8 +1198,19 @@
                 <w:szCs w:val="20"/>
                 <w:lang w:eastAsia="zh-HK"/>
               </w:rPr>
-              <w:t>Traffic Condition :</w:t>
-            </w:r>
+              <w:t xml:space="preserve">Traffic </w:t>
+            </w:r>
+            <w:proofErr w:type="gramStart"/>
+            <w:r>
+              <w:rPr>
+                <w:rFonts w:hint="eastAsia"/>
+                <w:sz w:val="20"/>
+                <w:szCs w:val="20"/>
+                <w:lang w:eastAsia="zh-HK"/>
+              </w:rPr>
+              <w:t>Condition :</w:t>
+            </w:r>
+            <w:proofErr w:type="gramEnd"/>
           </w:p>
         </w:tc>
         <w:tc>
@@ -1642,6 +1665,7 @@
                 <w:lang w:eastAsia="zh-HK"/>
               </w:rPr>
             </w:pPr>
+            <w:proofErr w:type="gramStart"/>
             <w:r>
               <w:rPr>
                 <w:rFonts w:hint="eastAsia"/>
@@ -1651,6 +1675,7 @@
               </w:rPr>
               <w:t>廠名</w:t>
             </w:r>
+            <w:proofErr w:type="gramEnd"/>
             <w:r>
               <w:rPr>
                 <w:rFonts w:hint="eastAsia"/>
@@ -2178,6 +2203,7 @@
                 <w:lang w:eastAsia="zh-HK"/>
               </w:rPr>
             </w:pPr>
+            <w:proofErr w:type="spellStart"/>
             <w:r>
               <w:rPr>
                 <w:rFonts w:hint="eastAsia"/>
@@ -2187,6 +2213,7 @@
               </w:rPr>
               <w:t>Colour</w:t>
             </w:r>
+            <w:proofErr w:type="spellEnd"/>
           </w:p>
         </w:tc>
         <w:tc>
@@ -2806,6 +2833,7 @@
           <w:p>
             <w:pPr>
               <w:spacing w:line="200" w:lineRule="exact"/>
+              <w:jc w:val="center"/>
               <w:rPr>
                 <w:sz w:val="20"/>
                 <w:szCs w:val="20"/>
@@ -2931,6 +2959,7 @@
           <w:p>
             <w:pPr>
               <w:spacing w:line="200" w:lineRule="exact"/>
+              <w:jc w:val="center"/>
               <w:rPr>
                 <w:sz w:val="20"/>
                 <w:szCs w:val="20"/>
@@ -3161,6 +3190,7 @@
           <w:p>
             <w:pPr>
               <w:spacing w:line="200" w:lineRule="exact"/>
+              <w:jc w:val="center"/>
               <w:rPr>
                 <w:sz w:val="20"/>
                 <w:szCs w:val="20"/>
@@ -3547,6 +3577,7 @@
                 <w:lang w:eastAsia="zh-HK"/>
               </w:rPr>
             </w:pPr>
+            <w:proofErr w:type="gramStart"/>
             <w:r>
               <w:rPr>
                 <w:rFonts w:hint="eastAsia"/>
@@ -3556,6 +3587,7 @@
               </w:rPr>
               <w:t>廠名</w:t>
             </w:r>
+            <w:proofErr w:type="gramEnd"/>
             <w:r>
               <w:rPr>
                 <w:rFonts w:hint="eastAsia"/>
@@ -4108,6 +4140,7 @@
                 <w:lang w:eastAsia="zh-HK"/>
               </w:rPr>
             </w:pPr>
+            <w:proofErr w:type="spellStart"/>
             <w:r>
               <w:rPr>
                 <w:rFonts w:hint="eastAsia"/>
@@ -4117,6 +4150,7 @@
               </w:rPr>
               <w:t>Colour</w:t>
             </w:r>
+            <w:proofErr w:type="spellEnd"/>
           </w:p>
         </w:tc>
         <w:tc>
@@ -4722,6 +4756,7 @@
           <w:p>
             <w:pPr>
               <w:spacing w:line="200" w:lineRule="exact"/>
+              <w:jc w:val="center"/>
               <w:rPr>
                 <w:sz w:val="20"/>
                 <w:szCs w:val="20"/>
@@ -4843,6 +4878,7 @@
           <w:p>
             <w:pPr>
               <w:spacing w:line="200" w:lineRule="exact"/>
+              <w:jc w:val="center"/>
               <w:rPr>
                 <w:sz w:val="20"/>
                 <w:szCs w:val="20"/>
@@ -5074,6 +5110,7 @@
           <w:p>
             <w:pPr>
               <w:spacing w:line="200" w:lineRule="exact"/>
+              <w:jc w:val="center"/>
               <w:rPr>
                 <w:sz w:val="20"/>
                 <w:szCs w:val="20"/>
@@ -5444,6 +5481,7 @@
                 <w:lang w:eastAsia="zh-HK"/>
               </w:rPr>
             </w:pPr>
+            <w:proofErr w:type="gramStart"/>
             <w:r>
               <w:rPr>
                 <w:rFonts w:hint="eastAsia"/>
@@ -5453,6 +5491,7 @@
               </w:rPr>
               <w:t>廠名</w:t>
             </w:r>
+            <w:proofErr w:type="gramEnd"/>
             <w:r>
               <w:rPr>
                 <w:rFonts w:hint="eastAsia"/>
@@ -5957,6 +5996,7 @@
                 <w:lang w:eastAsia="zh-HK"/>
               </w:rPr>
             </w:pPr>
+            <w:proofErr w:type="spellStart"/>
             <w:r>
               <w:rPr>
                 <w:rFonts w:hint="eastAsia"/>
@@ -5966,6 +6006,7 @@
               </w:rPr>
               <w:t>Colour</w:t>
             </w:r>
+            <w:proofErr w:type="spellEnd"/>
           </w:p>
         </w:tc>
         <w:tc>
@@ -6565,6 +6606,7 @@
           <w:p>
             <w:pPr>
               <w:spacing w:line="200" w:lineRule="exact"/>
+              <w:jc w:val="center"/>
               <w:rPr>
                 <w:sz w:val="20"/>
                 <w:szCs w:val="20"/>
@@ -6686,6 +6728,7 @@
           <w:p>
             <w:pPr>
               <w:spacing w:line="200" w:lineRule="exact"/>
+              <w:jc w:val="center"/>
               <w:rPr>
                 <w:sz w:val="20"/>
                 <w:szCs w:val="20"/>
@@ -6915,6 +6958,7 @@
           <w:p>
             <w:pPr>
               <w:spacing w:line="200" w:lineRule="exact"/>
+              <w:jc w:val="center"/>
               <w:rPr>
                 <w:sz w:val="20"/>
                 <w:szCs w:val="20"/>
@@ -7118,7 +7162,23 @@
                 <w:rFonts w:asciiTheme="majorEastAsia" w:eastAsiaTheme="majorEastAsia" w:hAnsiTheme="majorEastAsia" w:hint="eastAsia"/>
                 <w:sz w:val="22"/>
               </w:rPr>
-              <w:t>XXX XXX XXX</w:t>
+              <w:t xml:space="preserve">XXX </w:t>
+            </w:r>
+            <w:proofErr w:type="spellStart"/>
+            <w:r>
+              <w:rPr>
+                <w:rFonts w:asciiTheme="majorEastAsia" w:eastAsiaTheme="majorEastAsia" w:hAnsiTheme="majorEastAsia" w:hint="eastAsia"/>
+                <w:sz w:val="22"/>
+              </w:rPr>
+              <w:t>XXX</w:t>
+            </w:r>
+            <w:proofErr w:type="spellEnd"/>
+            <w:r>
+              <w:rPr>
+                <w:rFonts w:asciiTheme="majorEastAsia" w:eastAsiaTheme="majorEastAsia" w:hAnsiTheme="majorEastAsia" w:hint="eastAsia"/>
+                <w:sz w:val="22"/>
+              </w:rPr>
+              <w:t xml:space="preserve"> XXX</w:t>
             </w:r>
             <w:r>
               <w:rPr>
@@ -7868,6 +7928,7 @@
               </w:rPr>
               <w:t xml:space="preserve">                                  </w:t>
             </w:r>
+            <w:proofErr w:type="gramStart"/>
             <w:r>
               <w:rPr>
                 <w:rFonts w:ascii="Arial" w:hAnsi="Arial" w:cs="Arial"/>
@@ -7875,7 +7936,17 @@
                 <w:szCs w:val="18"/>
                 <w:lang w:eastAsia="zh-HK"/>
               </w:rPr>
-              <w:t xml:space="preserve">Version : </w:t>
+              <w:t>Version :</w:t>
+            </w:r>
+            <w:proofErr w:type="gramEnd"/>
+            <w:r>
+              <w:rPr>
+                <w:rFonts w:ascii="Arial" w:hAnsi="Arial" w:cs="Arial"/>
+                <w:sz w:val="18"/>
+                <w:szCs w:val="18"/>
+                <w:lang w:eastAsia="zh-HK"/>
+              </w:rPr>
+              <w:t xml:space="preserve"> </w:t>
             </w:r>
             <w:r>
               <w:rPr>
@@ -7957,13 +8028,23 @@
               </w:rPr>
               <w:t>外，</w:t>
             </w:r>
+            <w:proofErr w:type="gramStart"/>
             <w:r>
               <w:rPr>
                 <w:rFonts w:asciiTheme="majorEastAsia" w:eastAsiaTheme="majorEastAsia" w:hAnsiTheme="majorEastAsia" w:hint="eastAsia"/>
                 <w:sz w:val="22"/>
                 <w:lang w:eastAsia="zh-HK"/>
               </w:rPr>
-              <w:t>職拍下照片劃下草圖</w:t>
+              <w:t>職拍下</w:t>
+            </w:r>
+            <w:proofErr w:type="gramEnd"/>
+            <w:r>
+              <w:rPr>
+                <w:rFonts w:asciiTheme="majorEastAsia" w:eastAsiaTheme="majorEastAsia" w:hAnsiTheme="majorEastAsia" w:hint="eastAsia"/>
+                <w:sz w:val="22"/>
+                <w:lang w:eastAsia="zh-HK"/>
+              </w:rPr>
+              <w:t>照片劃下草圖</w:t>
             </w:r>
           </w:p>
         </w:tc>
@@ -9163,8 +9244,19 @@
                 <w:szCs w:val="20"/>
                 <w:lang w:eastAsia="zh-HK"/>
               </w:rPr>
-              <w:t>Reported By :</w:t>
-            </w:r>
+              <w:t xml:space="preserve">Reported </w:t>
+            </w:r>
+            <w:proofErr w:type="gramStart"/>
+            <w:r>
+              <w:rPr>
+                <w:rFonts w:hint="eastAsia"/>
+                <w:sz w:val="20"/>
+                <w:szCs w:val="20"/>
+                <w:lang w:eastAsia="zh-HK"/>
+              </w:rPr>
+              <w:t>By :</w:t>
+            </w:r>
+            <w:proofErr w:type="gramEnd"/>
           </w:p>
         </w:tc>
         <w:tc>
@@ -10247,7 +10339,17 @@
                 <w:szCs w:val="20"/>
                 <w:lang w:eastAsia="zh-HK"/>
               </w:rPr>
-              <w:t>Drawn By</w:t>
+              <w:t xml:space="preserve">Drawn </w:t>
+            </w:r>
+            <w:proofErr w:type="gramStart"/>
+            <w:r>
+              <w:rPr>
+                <w:rFonts w:hint="eastAsia"/>
+                <w:sz w:val="20"/>
+                <w:szCs w:val="20"/>
+                <w:lang w:eastAsia="zh-HK"/>
+              </w:rPr>
+              <w:t>By</w:t>
             </w:r>
             <w:r>
               <w:rPr>
@@ -10258,6 +10360,7 @@
               </w:rPr>
               <w:t xml:space="preserve"> :</w:t>
             </w:r>
+            <w:proofErr w:type="gramEnd"/>
           </w:p>
         </w:tc>
         <w:tc>
@@ -11308,7 +11411,7 @@
           </mc:Choice>
           <mc:Fallback>
             <w:pict>
-              <v:line w14:anchorId="26E82B02" id="直線接點 3" o:spid="_x0000_s1026" style="position:absolute;z-index:251656192;visibility:visible;mso-wrap-style:square;mso-width-percent:0;mso-height-percent:0;mso-wrap-distance-left:9pt;mso-wrap-distance-top:0;mso-wrap-distance-right:9pt;mso-wrap-distance-bottom:0;mso-position-horizontal:absolute;mso-position-horizontal-relative:text;mso-position-vertical:absolute;mso-position-vertical-relative:text;mso-width-percent:0;mso-height-percent:0;mso-width-relative:margin;mso-height-relative:margin" from="-10.5pt,256pt" to="488.15pt,257.05pt" o:gfxdata="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" strokecolor="black [3040]"/>
+              <v:line w14:anchorId="01111F92" id="直線接點 3" o:spid="_x0000_s1026" style="position:absolute;z-index:251656192;visibility:visible;mso-wrap-style:square;mso-width-percent:0;mso-height-percent:0;mso-wrap-distance-left:9pt;mso-wrap-distance-top:0;mso-wrap-distance-right:9pt;mso-wrap-distance-bottom:0;mso-position-horizontal:absolute;mso-position-horizontal-relative:text;mso-position-vertical:absolute;mso-position-vertical-relative:text;mso-width-percent:0;mso-height-percent:0;mso-width-relative:margin;mso-height-relative:margin" from="-10.5pt,256pt" to="488.15pt,257.05pt" o:gfxdata="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" strokecolor="black [3040]"/>
             </w:pict>
           </mc:Fallback>
         </mc:AlternateContent>
@@ -11379,7 +11482,7 @@
           </mc:Choice>
           <mc:Fallback>
             <w:pict>
-              <v:line w14:anchorId="3DDE3CBC" id="直線接點 4" o:spid="_x0000_s1026" style="position:absolute;flip:x;z-index:251672576;visibility:visible;mso-wrap-style:square;mso-width-percent:0;mso-height-percent:0;mso-wrap-distance-left:9pt;mso-wrap-distance-top:0;mso-wrap-distance-right:9pt;mso-wrap-distance-bottom:0;mso-position-horizontal:absolute;mso-position-horizontal-relative:text;mso-position-vertical:absolute;mso-position-vertical-relative:text;mso-width-percent:0;mso-height-percent:0;mso-width-relative:margin;mso-height-relative:margin" from="-31.85pt,118.35pt" to="464.05pt,246.15pt" o:gfxdata="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" strokecolor="black [3040]"/>
+              <v:line w14:anchorId="2EE1BEC3" id="直線接點 4" o:spid="_x0000_s1026" style="position:absolute;flip:x;z-index:251672576;visibility:visible;mso-wrap-style:square;mso-width-percent:0;mso-height-percent:0;mso-wrap-distance-left:9pt;mso-wrap-distance-top:0;mso-wrap-distance-right:9pt;mso-wrap-distance-bottom:0;mso-position-horizontal:absolute;mso-position-horizontal-relative:text;mso-position-vertical:absolute;mso-position-vertical-relative:text;mso-width-percent:0;mso-height-percent:0;mso-width-relative:margin;mso-height-relative:margin" from="-31.85pt,118.35pt" to="464.05pt,246.15pt" o:gfxdata="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" strokecolor="black [3040]"/>
             </w:pict>
           </mc:Fallback>
         </mc:AlternateContent>
@@ -11450,7 +11553,7 @@
           </mc:Choice>
           <mc:Fallback>
             <w:pict>
-              <v:line w14:anchorId="4E08D70A" id="直線接點 2" o:spid="_x0000_s1026" style="position:absolute;flip:y;z-index:251663360;visibility:visible;mso-wrap-style:square;mso-width-percent:0;mso-height-percent:0;mso-wrap-distance-left:9pt;mso-wrap-distance-top:0;mso-wrap-distance-right:9pt;mso-wrap-distance-bottom:0;mso-position-horizontal:absolute;mso-position-horizontal-relative:text;mso-position-vertical:absolute;mso-position-vertical-relative:text;mso-width-percent:0;mso-height-percent:0;mso-width-relative:margin;mso-height-relative:margin" from="-18.55pt,116.35pt" to="484.35pt,117.4pt" o:gfxdata="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" strokecolor="black [3040]"/>
+              <v:line w14:anchorId="2652E048" id="直線接點 2" o:spid="_x0000_s1026" style="position:absolute;flip:y;z-index:251663360;visibility:visible;mso-wrap-style:square;mso-width-percent:0;mso-height-percent:0;mso-wrap-distance-left:9pt;mso-wrap-distance-top:0;mso-wrap-distance-right:9pt;mso-wrap-distance-bottom:0;mso-position-horizontal:absolute;mso-position-horizontal-relative:text;mso-position-vertical:absolute;mso-position-vertical-relative:text;mso-width-percent:0;mso-height-percent:0;mso-width-relative:margin;mso-height-relative:margin" from="-18.55pt,116.35pt" to="484.35pt,117.4pt" o:gfxdata="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" strokecolor="black [3040]"/>
             </w:pict>
           </mc:Fallback>
         </mc:AlternateContent>

--- a/T24_template_2.docx
+++ b/T24_template_2.docx
@@ -222,23 +222,13 @@
         </w:rPr>
         <w:t>(</w:t>
       </w:r>
-      <w:proofErr w:type="gramStart"/>
       <w:r>
         <w:rPr>
           <w:rFonts w:hint="eastAsia"/>
           <w:szCs w:val="24"/>
           <w:lang w:eastAsia="zh-HK"/>
         </w:rPr>
-        <w:t>祇</w:t>
-      </w:r>
-      <w:proofErr w:type="gramEnd"/>
-      <w:r>
-        <w:rPr>
-          <w:rFonts w:hint="eastAsia"/>
-          <w:szCs w:val="24"/>
-          <w:lang w:eastAsia="zh-HK"/>
-        </w:rPr>
-        <w:t>有車輛損毀</w:t>
+        <w:t>祇有車輛損毀</w:t>
       </w:r>
       <w:r>
         <w:rPr>
@@ -1038,7 +1028,6 @@
                 <w:lang w:eastAsia="zh-HK"/>
               </w:rPr>
             </w:pPr>
-            <w:proofErr w:type="gramStart"/>
             <w:r>
               <w:rPr>
                 <w:rFonts w:hint="eastAsia"/>
@@ -1048,7 +1037,6 @@
               </w:rPr>
               <w:t>擠塞</w:t>
             </w:r>
-            <w:proofErr w:type="gramEnd"/>
             <w:r>
               <w:rPr>
                 <w:rFonts w:hint="eastAsia"/>
@@ -1198,19 +1186,8 @@
                 <w:szCs w:val="20"/>
                 <w:lang w:eastAsia="zh-HK"/>
               </w:rPr>
-              <w:t xml:space="preserve">Traffic </w:t>
-            </w:r>
-            <w:proofErr w:type="gramStart"/>
-            <w:r>
-              <w:rPr>
-                <w:rFonts w:hint="eastAsia"/>
-                <w:sz w:val="20"/>
-                <w:szCs w:val="20"/>
-                <w:lang w:eastAsia="zh-HK"/>
-              </w:rPr>
-              <w:t>Condition :</w:t>
-            </w:r>
-            <w:proofErr w:type="gramEnd"/>
+              <w:t>Traffic Condition :</w:t>
+            </w:r>
           </w:p>
         </w:tc>
         <w:tc>
@@ -1665,7 +1642,6 @@
                 <w:lang w:eastAsia="zh-HK"/>
               </w:rPr>
             </w:pPr>
-            <w:proofErr w:type="gramStart"/>
             <w:r>
               <w:rPr>
                 <w:rFonts w:hint="eastAsia"/>
@@ -1675,7 +1651,6 @@
               </w:rPr>
               <w:t>廠名</w:t>
             </w:r>
-            <w:proofErr w:type="gramEnd"/>
             <w:r>
               <w:rPr>
                 <w:rFonts w:hint="eastAsia"/>
@@ -3577,7 +3552,6 @@
                 <w:lang w:eastAsia="zh-HK"/>
               </w:rPr>
             </w:pPr>
-            <w:proofErr w:type="gramStart"/>
             <w:r>
               <w:rPr>
                 <w:rFonts w:hint="eastAsia"/>
@@ -3587,7 +3561,6 @@
               </w:rPr>
               <w:t>廠名</w:t>
             </w:r>
-            <w:proofErr w:type="gramEnd"/>
             <w:r>
               <w:rPr>
                 <w:rFonts w:hint="eastAsia"/>
@@ -5481,7 +5454,6 @@
                 <w:lang w:eastAsia="zh-HK"/>
               </w:rPr>
             </w:pPr>
-            <w:proofErr w:type="gramStart"/>
             <w:r>
               <w:rPr>
                 <w:rFonts w:hint="eastAsia"/>
@@ -5491,7 +5463,6 @@
               </w:rPr>
               <w:t>廠名</w:t>
             </w:r>
-            <w:proofErr w:type="gramEnd"/>
             <w:r>
               <w:rPr>
                 <w:rFonts w:hint="eastAsia"/>
@@ -7928,7 +7899,6 @@
               </w:rPr>
               <w:t xml:space="preserve">                                  </w:t>
             </w:r>
-            <w:proofErr w:type="gramStart"/>
             <w:r>
               <w:rPr>
                 <w:rFonts w:ascii="Arial" w:hAnsi="Arial" w:cs="Arial"/>
@@ -7936,17 +7906,7 @@
                 <w:szCs w:val="18"/>
                 <w:lang w:eastAsia="zh-HK"/>
               </w:rPr>
-              <w:t>Version :</w:t>
-            </w:r>
-            <w:proofErr w:type="gramEnd"/>
-            <w:r>
-              <w:rPr>
-                <w:rFonts w:ascii="Arial" w:hAnsi="Arial" w:cs="Arial"/>
-                <w:sz w:val="18"/>
-                <w:szCs w:val="18"/>
-                <w:lang w:eastAsia="zh-HK"/>
-              </w:rPr>
-              <w:t xml:space="preserve"> </w:t>
+              <w:t xml:space="preserve">Version : </w:t>
             </w:r>
             <w:r>
               <w:rPr>
@@ -8028,23 +7988,13 @@
               </w:rPr>
               <w:t>外，</w:t>
             </w:r>
-            <w:proofErr w:type="gramStart"/>
             <w:r>
               <w:rPr>
                 <w:rFonts w:asciiTheme="majorEastAsia" w:eastAsiaTheme="majorEastAsia" w:hAnsiTheme="majorEastAsia" w:hint="eastAsia"/>
                 <w:sz w:val="22"/>
                 <w:lang w:eastAsia="zh-HK"/>
               </w:rPr>
-              <w:t>職拍下</w:t>
-            </w:r>
-            <w:proofErr w:type="gramEnd"/>
-            <w:r>
-              <w:rPr>
-                <w:rFonts w:asciiTheme="majorEastAsia" w:eastAsiaTheme="majorEastAsia" w:hAnsiTheme="majorEastAsia" w:hint="eastAsia"/>
-                <w:sz w:val="22"/>
-                <w:lang w:eastAsia="zh-HK"/>
-              </w:rPr>
-              <w:t>照片劃下草圖</w:t>
+              <w:t>職拍下照片劃下草圖</w:t>
             </w:r>
           </w:p>
         </w:tc>
@@ -8305,14 +8255,7 @@
                 <w:rFonts w:asciiTheme="majorEastAsia" w:eastAsiaTheme="majorEastAsia" w:hAnsiTheme="majorEastAsia"/>
                 <w:sz w:val="22"/>
               </w:rPr>
-              <w:t>「{{DRV_1_STATEMENT}}</w:t>
-            </w:r>
-            <w:r>
-              <w:rPr>
-                <w:rFonts w:asciiTheme="majorEastAsia" w:eastAsiaTheme="majorEastAsia" w:hAnsiTheme="majorEastAsia"/>
-                <w:sz w:val="22"/>
-              </w:rPr>
-              <w:t>」</w:t>
+              <w:t>{{DRV_1_STATEMENT}}</w:t>
             </w:r>
             <w:r>
               <w:rPr>
@@ -8436,26 +8379,10 @@
             </w:pPr>
             <w:r>
               <w:rPr>
-                <w:rFonts w:asciiTheme="majorEastAsia" w:eastAsiaTheme="majorEastAsia" w:hAnsiTheme="majorEastAsia" w:hint="eastAsia"/>
-                <w:sz w:val="22"/>
-                <w:lang w:val="en-GB" w:eastAsia="zh-HK"/>
-              </w:rPr>
-              <w:t>「</w:t>
-            </w:r>
-            <w:r>
-              <w:rPr>
                 <w:rFonts w:asciiTheme="majorEastAsia" w:eastAsiaTheme="majorEastAsia" w:hAnsiTheme="majorEastAsia"/>
                 <w:sz w:val="22"/>
               </w:rPr>
               <w:t>{{DRV_1_STATEMENT}}</w:t>
-            </w:r>
-            <w:r>
-              <w:rPr>
-                <w:rFonts w:asciiTheme="majorEastAsia" w:eastAsiaTheme="majorEastAsia" w:hAnsiTheme="majorEastAsia"/>
-                <w:sz w:val="22"/>
-                <w:lang w:val="en-GB" w:eastAsia="zh-HK"/>
-              </w:rPr>
-              <w:t>。」</w:t>
             </w:r>
           </w:p>
         </w:tc>
@@ -9244,19 +9171,8 @@
                 <w:szCs w:val="20"/>
                 <w:lang w:eastAsia="zh-HK"/>
               </w:rPr>
-              <w:t xml:space="preserve">Reported </w:t>
-            </w:r>
-            <w:proofErr w:type="gramStart"/>
-            <w:r>
-              <w:rPr>
-                <w:rFonts w:hint="eastAsia"/>
-                <w:sz w:val="20"/>
-                <w:szCs w:val="20"/>
-                <w:lang w:eastAsia="zh-HK"/>
-              </w:rPr>
-              <w:t>By :</w:t>
-            </w:r>
-            <w:proofErr w:type="gramEnd"/>
+              <w:t>Reported By :</w:t>
+            </w:r>
           </w:p>
         </w:tc>
         <w:tc>
@@ -10339,17 +10255,7 @@
                 <w:szCs w:val="20"/>
                 <w:lang w:eastAsia="zh-HK"/>
               </w:rPr>
-              <w:t xml:space="preserve">Drawn </w:t>
-            </w:r>
-            <w:proofErr w:type="gramStart"/>
-            <w:r>
-              <w:rPr>
-                <w:rFonts w:hint="eastAsia"/>
-                <w:sz w:val="20"/>
-                <w:szCs w:val="20"/>
-                <w:lang w:eastAsia="zh-HK"/>
-              </w:rPr>
-              <w:t>By</w:t>
+              <w:t>Drawn By</w:t>
             </w:r>
             <w:r>
               <w:rPr>
@@ -10360,7 +10266,6 @@
               </w:rPr>
               <w:t xml:space="preserve"> :</w:t>
             </w:r>
-            <w:proofErr w:type="gramEnd"/>
           </w:p>
         </w:tc>
         <w:tc>
@@ -11411,7 +11316,7 @@
           </mc:Choice>
           <mc:Fallback>
             <w:pict>
-              <v:line w14:anchorId="01111F92" id="直線接點 3" o:spid="_x0000_s1026" style="position:absolute;z-index:251656192;visibility:visible;mso-wrap-style:square;mso-width-percent:0;mso-height-percent:0;mso-wrap-distance-left:9pt;mso-wrap-distance-top:0;mso-wrap-distance-right:9pt;mso-wrap-distance-bottom:0;mso-position-horizontal:absolute;mso-position-horizontal-relative:text;mso-position-vertical:absolute;mso-position-vertical-relative:text;mso-width-percent:0;mso-height-percent:0;mso-width-relative:margin;mso-height-relative:margin" from="-10.5pt,256pt" to="488.15pt,257.05pt" o:gfxdata="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" strokecolor="black [3040]"/>
+              <v:line w14:anchorId="3C34C1A4" id="直線接點 3" o:spid="_x0000_s1026" style="position:absolute;z-index:251656192;visibility:visible;mso-wrap-style:square;mso-width-percent:0;mso-height-percent:0;mso-wrap-distance-left:9pt;mso-wrap-distance-top:0;mso-wrap-distance-right:9pt;mso-wrap-distance-bottom:0;mso-position-horizontal:absolute;mso-position-horizontal-relative:text;mso-position-vertical:absolute;mso-position-vertical-relative:text;mso-width-percent:0;mso-height-percent:0;mso-width-relative:margin;mso-height-relative:margin" from="-10.5pt,256pt" to="488.15pt,257.05pt" o:gfxdata="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" strokecolor="black [3040]"/>
             </w:pict>
           </mc:Fallback>
         </mc:AlternateContent>
@@ -11482,7 +11387,7 @@
           </mc:Choice>
           <mc:Fallback>
             <w:pict>
-              <v:line w14:anchorId="2EE1BEC3" id="直線接點 4" o:spid="_x0000_s1026" style="position:absolute;flip:x;z-index:251672576;visibility:visible;mso-wrap-style:square;mso-width-percent:0;mso-height-percent:0;mso-wrap-distance-left:9pt;mso-wrap-distance-top:0;mso-wrap-distance-right:9pt;mso-wrap-distance-bottom:0;mso-position-horizontal:absolute;mso-position-horizontal-relative:text;mso-position-vertical:absolute;mso-position-vertical-relative:text;mso-width-percent:0;mso-height-percent:0;mso-width-relative:margin;mso-height-relative:margin" from="-31.85pt,118.35pt" to="464.05pt,246.15pt" o:gfxdata="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" strokecolor="black [3040]"/>
+              <v:line w14:anchorId="2BA1D7F6" id="直線接點 4" o:spid="_x0000_s1026" style="position:absolute;flip:x;z-index:251672576;visibility:visible;mso-wrap-style:square;mso-width-percent:0;mso-height-percent:0;mso-wrap-distance-left:9pt;mso-wrap-distance-top:0;mso-wrap-distance-right:9pt;mso-wrap-distance-bottom:0;mso-position-horizontal:absolute;mso-position-horizontal-relative:text;mso-position-vertical:absolute;mso-position-vertical-relative:text;mso-width-percent:0;mso-height-percent:0;mso-width-relative:margin;mso-height-relative:margin" from="-31.85pt,118.35pt" to="464.05pt,246.15pt" o:gfxdata="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" strokecolor="black [3040]"/>
             </w:pict>
           </mc:Fallback>
         </mc:AlternateContent>
@@ -11553,7 +11458,7 @@
           </mc:Choice>
           <mc:Fallback>
             <w:pict>
-              <v:line w14:anchorId="2652E048" id="直線接點 2" o:spid="_x0000_s1026" style="position:absolute;flip:y;z-index:251663360;visibility:visible;mso-wrap-style:square;mso-width-percent:0;mso-height-percent:0;mso-wrap-distance-left:9pt;mso-wrap-distance-top:0;mso-wrap-distance-right:9pt;mso-wrap-distance-bottom:0;mso-position-horizontal:absolute;mso-position-horizontal-relative:text;mso-position-vertical:absolute;mso-position-vertical-relative:text;mso-width-percent:0;mso-height-percent:0;mso-width-relative:margin;mso-height-relative:margin" from="-18.55pt,116.35pt" to="484.35pt,117.4pt" o:gfxdata="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" strokecolor="black [3040]"/>
+              <v:line w14:anchorId="76EDB4FC" id="直線接點 2" o:spid="_x0000_s1026" style="position:absolute;flip:y;z-index:251663360;visibility:visible;mso-wrap-style:square;mso-width-percent:0;mso-height-percent:0;mso-wrap-distance-left:9pt;mso-wrap-distance-top:0;mso-wrap-distance-right:9pt;mso-wrap-distance-bottom:0;mso-position-horizontal:absolute;mso-position-horizontal-relative:text;mso-position-vertical:absolute;mso-position-vertical-relative:text;mso-width-percent:0;mso-height-percent:0;mso-width-relative:margin;mso-height-relative:margin" from="-18.55pt,116.35pt" to="484.35pt,117.4pt" o:gfxdata="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" strokecolor="black [3040]"/>
             </w:pict>
           </mc:Fallback>
         </mc:AlternateContent>

--- a/T24_template_2.docx
+++ b/T24_template_2.docx
@@ -222,13 +222,23 @@
         </w:rPr>
         <w:t>(</w:t>
       </w:r>
+      <w:proofErr w:type="gramStart"/>
       <w:r>
         <w:rPr>
           <w:rFonts w:hint="eastAsia"/>
           <w:szCs w:val="24"/>
           <w:lang w:eastAsia="zh-HK"/>
         </w:rPr>
-        <w:t>祇有車輛損毀</w:t>
+        <w:t>祇</w:t>
+      </w:r>
+      <w:proofErr w:type="gramEnd"/>
+      <w:r>
+        <w:rPr>
+          <w:rFonts w:hint="eastAsia"/>
+          <w:szCs w:val="24"/>
+          <w:lang w:eastAsia="zh-HK"/>
+        </w:rPr>
+        <w:t>有車輛損毀</w:t>
       </w:r>
       <w:r>
         <w:rPr>
@@ -1028,6 +1038,7 @@
                 <w:lang w:eastAsia="zh-HK"/>
               </w:rPr>
             </w:pPr>
+            <w:proofErr w:type="gramStart"/>
             <w:r>
               <w:rPr>
                 <w:rFonts w:hint="eastAsia"/>
@@ -1037,6 +1048,7 @@
               </w:rPr>
               <w:t>擠塞</w:t>
             </w:r>
+            <w:proofErr w:type="gramEnd"/>
             <w:r>
               <w:rPr>
                 <w:rFonts w:hint="eastAsia"/>
@@ -1186,8 +1198,19 @@
                 <w:szCs w:val="20"/>
                 <w:lang w:eastAsia="zh-HK"/>
               </w:rPr>
-              <w:t>Traffic Condition :</w:t>
-            </w:r>
+              <w:t xml:space="preserve">Traffic </w:t>
+            </w:r>
+            <w:proofErr w:type="gramStart"/>
+            <w:r>
+              <w:rPr>
+                <w:rFonts w:hint="eastAsia"/>
+                <w:sz w:val="20"/>
+                <w:szCs w:val="20"/>
+                <w:lang w:eastAsia="zh-HK"/>
+              </w:rPr>
+              <w:t>Condition :</w:t>
+            </w:r>
+            <w:proofErr w:type="gramEnd"/>
           </w:p>
         </w:tc>
         <w:tc>
@@ -1642,6 +1665,7 @@
                 <w:lang w:eastAsia="zh-HK"/>
               </w:rPr>
             </w:pPr>
+            <w:proofErr w:type="gramStart"/>
             <w:r>
               <w:rPr>
                 <w:rFonts w:hint="eastAsia"/>
@@ -1651,6 +1675,7 @@
               </w:rPr>
               <w:t>廠名</w:t>
             </w:r>
+            <w:proofErr w:type="gramEnd"/>
             <w:r>
               <w:rPr>
                 <w:rFonts w:hint="eastAsia"/>
@@ -3552,6 +3577,7 @@
                 <w:lang w:eastAsia="zh-HK"/>
               </w:rPr>
             </w:pPr>
+            <w:proofErr w:type="gramStart"/>
             <w:r>
               <w:rPr>
                 <w:rFonts w:hint="eastAsia"/>
@@ -3561,6 +3587,7 @@
               </w:rPr>
               <w:t>廠名</w:t>
             </w:r>
+            <w:proofErr w:type="gramEnd"/>
             <w:r>
               <w:rPr>
                 <w:rFonts w:hint="eastAsia"/>
@@ -5454,6 +5481,7 @@
                 <w:lang w:eastAsia="zh-HK"/>
               </w:rPr>
             </w:pPr>
+            <w:proofErr w:type="gramStart"/>
             <w:r>
               <w:rPr>
                 <w:rFonts w:hint="eastAsia"/>
@@ -5463,6 +5491,7 @@
               </w:rPr>
               <w:t>廠名</w:t>
             </w:r>
+            <w:proofErr w:type="gramEnd"/>
             <w:r>
               <w:rPr>
                 <w:rFonts w:hint="eastAsia"/>
@@ -7899,6 +7928,7 @@
               </w:rPr>
               <w:t xml:space="preserve">                                  </w:t>
             </w:r>
+            <w:proofErr w:type="gramStart"/>
             <w:r>
               <w:rPr>
                 <w:rFonts w:ascii="Arial" w:hAnsi="Arial" w:cs="Arial"/>
@@ -7906,7 +7936,17 @@
                 <w:szCs w:val="18"/>
                 <w:lang w:eastAsia="zh-HK"/>
               </w:rPr>
-              <w:t xml:space="preserve">Version : </w:t>
+              <w:t>Version :</w:t>
+            </w:r>
+            <w:proofErr w:type="gramEnd"/>
+            <w:r>
+              <w:rPr>
+                <w:rFonts w:ascii="Arial" w:hAnsi="Arial" w:cs="Arial"/>
+                <w:sz w:val="18"/>
+                <w:szCs w:val="18"/>
+                <w:lang w:eastAsia="zh-HK"/>
+              </w:rPr>
+              <w:t xml:space="preserve"> </w:t>
             </w:r>
             <w:r>
               <w:rPr>
@@ -7988,13 +8028,23 @@
               </w:rPr>
               <w:t>外，</w:t>
             </w:r>
+            <w:proofErr w:type="gramStart"/>
             <w:r>
               <w:rPr>
                 <w:rFonts w:asciiTheme="majorEastAsia" w:eastAsiaTheme="majorEastAsia" w:hAnsiTheme="majorEastAsia" w:hint="eastAsia"/>
                 <w:sz w:val="22"/>
                 <w:lang w:eastAsia="zh-HK"/>
               </w:rPr>
-              <w:t>職拍下照片劃下草圖</w:t>
+              <w:t>職拍下</w:t>
+            </w:r>
+            <w:proofErr w:type="gramEnd"/>
+            <w:r>
+              <w:rPr>
+                <w:rFonts w:asciiTheme="majorEastAsia" w:eastAsiaTheme="majorEastAsia" w:hAnsiTheme="majorEastAsia" w:hint="eastAsia"/>
+                <w:sz w:val="22"/>
+                <w:lang w:eastAsia="zh-HK"/>
+              </w:rPr>
+              <w:t>照片劃下草圖</w:t>
             </w:r>
           </w:p>
         </w:tc>
@@ -9171,8 +9221,19 @@
                 <w:szCs w:val="20"/>
                 <w:lang w:eastAsia="zh-HK"/>
               </w:rPr>
-              <w:t>Reported By :</w:t>
-            </w:r>
+              <w:t xml:space="preserve">Reported </w:t>
+            </w:r>
+            <w:proofErr w:type="gramStart"/>
+            <w:r>
+              <w:rPr>
+                <w:rFonts w:hint="eastAsia"/>
+                <w:sz w:val="20"/>
+                <w:szCs w:val="20"/>
+                <w:lang w:eastAsia="zh-HK"/>
+              </w:rPr>
+              <w:t>By :</w:t>
+            </w:r>
+            <w:proofErr w:type="gramEnd"/>
           </w:p>
         </w:tc>
         <w:tc>
@@ -10255,7 +10316,17 @@
                 <w:szCs w:val="20"/>
                 <w:lang w:eastAsia="zh-HK"/>
               </w:rPr>
-              <w:t>Drawn By</w:t>
+              <w:t xml:space="preserve">Drawn </w:t>
+            </w:r>
+            <w:proofErr w:type="gramStart"/>
+            <w:r>
+              <w:rPr>
+                <w:rFonts w:hint="eastAsia"/>
+                <w:sz w:val="20"/>
+                <w:szCs w:val="20"/>
+                <w:lang w:eastAsia="zh-HK"/>
+              </w:rPr>
+              <w:t>By</w:t>
             </w:r>
             <w:r>
               <w:rPr>
@@ -10266,6 +10337,7 @@
               </w:rPr>
               <w:t xml:space="preserve"> :</w:t>
             </w:r>
+            <w:proofErr w:type="gramEnd"/>
           </w:p>
         </w:tc>
         <w:tc>
@@ -11250,219 +11322,588 @@
           <w:szCs w:val="20"/>
         </w:rPr>
       </w:pPr>
-      <w:r>
-        <w:rPr>
-          <w:rFonts w:hint="eastAsia"/>
-          <w:noProof/>
+    </w:p>
+    <w:p>
+      <w:pPr>
+        <w:spacing w:line="200" w:lineRule="exact"/>
+        <w:rPr>
           <w:sz w:val="20"/>
           <w:szCs w:val="20"/>
-          <w:lang w:val="zh-HK" w:eastAsia="zh-HK"/>
-        </w:rPr>
-        <mc:AlternateContent>
-          <mc:Choice Requires="wps">
-            <w:drawing>
-              <wp:anchor distT="0" distB="0" distL="114300" distR="114300" simplePos="0" relativeHeight="251656192" behindDoc="0" locked="0" layoutInCell="1" allowOverlap="1" wp14:anchorId="2D045765" wp14:editId="3423EA03">
-                <wp:simplePos x="0" y="0"/>
-                <wp:positionH relativeFrom="column">
-                  <wp:posOffset>-133632</wp:posOffset>
-                </wp:positionH>
-                <wp:positionV relativeFrom="paragraph">
-                  <wp:posOffset>3251353</wp:posOffset>
-                </wp:positionV>
-                <wp:extent cx="6332561" cy="13647"/>
-                <wp:effectExtent l="0" t="0" r="30480" b="24765"/>
-                <wp:wrapNone/>
-                <wp:docPr id="307348023" name="直線接點 3"/>
-                <wp:cNvGraphicFramePr/>
-                <a:graphic xmlns:a="http://schemas.openxmlformats.org/drawingml/2006/main">
-                  <a:graphicData uri="http://schemas.microsoft.com/office/word/2010/wordprocessingShape">
-                    <wps:wsp>
-                      <wps:cNvCnPr/>
-                      <wps:spPr>
-                        <a:xfrm>
-                          <a:off x="0" y="0"/>
-                          <a:ext cx="6332561" cy="13647"/>
-                        </a:xfrm>
-                        <a:prstGeom prst="line">
-                          <a:avLst/>
-                        </a:prstGeom>
-                      </wps:spPr>
-                      <wps:style>
-                        <a:lnRef idx="1">
-                          <a:schemeClr val="dk1"/>
-                        </a:lnRef>
-                        <a:fillRef idx="0">
-                          <a:schemeClr val="dk1"/>
-                        </a:fillRef>
-                        <a:effectRef idx="0">
-                          <a:schemeClr val="dk1"/>
-                        </a:effectRef>
-                        <a:fontRef idx="minor">
-                          <a:schemeClr val="tx1"/>
-                        </a:fontRef>
-                      </wps:style>
-                      <wps:bodyPr/>
-                    </wps:wsp>
-                  </a:graphicData>
-                </a:graphic>
-                <wp14:sizeRelH relativeFrom="margin">
-                  <wp14:pctWidth>0</wp14:pctWidth>
-                </wp14:sizeRelH>
-                <wp14:sizeRelV relativeFrom="margin">
-                  <wp14:pctHeight>0</wp14:pctHeight>
-                </wp14:sizeRelV>
-              </wp:anchor>
-            </w:drawing>
-          </mc:Choice>
-          <mc:Fallback>
-            <w:pict>
-              <v:line w14:anchorId="3C34C1A4" id="直線接點 3" o:spid="_x0000_s1026" style="position:absolute;z-index:251656192;visibility:visible;mso-wrap-style:square;mso-width-percent:0;mso-height-percent:0;mso-wrap-distance-left:9pt;mso-wrap-distance-top:0;mso-wrap-distance-right:9pt;mso-wrap-distance-bottom:0;mso-position-horizontal:absolute;mso-position-horizontal-relative:text;mso-position-vertical:absolute;mso-position-vertical-relative:text;mso-width-percent:0;mso-height-percent:0;mso-width-relative:margin;mso-height-relative:margin" from="-10.5pt,256pt" to="488.15pt,257.05pt" o:gfxdata="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" strokecolor="black [3040]"/>
-            </w:pict>
-          </mc:Fallback>
-        </mc:AlternateContent>
+        </w:rPr>
+      </w:pPr>
+    </w:p>
+    <w:p>
+      <w:pPr>
+        <w:spacing w:line="200" w:lineRule="exact"/>
+        <w:rPr>
+          <w:sz w:val="20"/>
+          <w:szCs w:val="20"/>
+        </w:rPr>
+      </w:pPr>
+    </w:p>
+    <w:p>
+      <w:pPr>
+        <w:spacing w:line="200" w:lineRule="exact"/>
+        <w:rPr>
+          <w:sz w:val="20"/>
+          <w:szCs w:val="20"/>
+        </w:rPr>
+      </w:pPr>
+    </w:p>
+    <w:p>
+      <w:pPr>
+        <w:spacing w:line="200" w:lineRule="exact"/>
+        <w:rPr>
+          <w:sz w:val="20"/>
+          <w:szCs w:val="20"/>
+        </w:rPr>
+      </w:pPr>
+    </w:p>
+    <w:p>
+      <w:pPr>
+        <w:spacing w:line="200" w:lineRule="exact"/>
+        <w:rPr>
+          <w:sz w:val="20"/>
+          <w:szCs w:val="20"/>
+        </w:rPr>
+      </w:pPr>
+    </w:p>
+    <w:p>
+      <w:pPr>
+        <w:spacing w:line="200" w:lineRule="exact"/>
+        <w:rPr>
+          <w:sz w:val="20"/>
+          <w:szCs w:val="20"/>
+        </w:rPr>
+      </w:pPr>
+    </w:p>
+    <w:p>
+      <w:pPr>
+        <w:spacing w:line="200" w:lineRule="exact"/>
+        <w:rPr>
+          <w:sz w:val="20"/>
+          <w:szCs w:val="20"/>
+        </w:rPr>
+      </w:pPr>
+    </w:p>
+    <w:p>
+      <w:pPr>
+        <w:spacing w:line="200" w:lineRule="exact"/>
+        <w:rPr>
+          <w:sz w:val="20"/>
+          <w:szCs w:val="20"/>
+        </w:rPr>
+      </w:pPr>
+    </w:p>
+    <w:p>
+      <w:pPr>
+        <w:spacing w:line="200" w:lineRule="exact"/>
+        <w:rPr>
+          <w:sz w:val="20"/>
+          <w:szCs w:val="20"/>
+        </w:rPr>
+      </w:pPr>
+    </w:p>
+    <w:p>
+      <w:pPr>
+        <w:spacing w:line="200" w:lineRule="exact"/>
+        <w:rPr>
+          <w:sz w:val="20"/>
+          <w:szCs w:val="20"/>
+        </w:rPr>
+      </w:pPr>
+    </w:p>
+    <w:p>
+      <w:pPr>
+        <w:spacing w:line="200" w:lineRule="exact"/>
+        <w:rPr>
+          <w:sz w:val="20"/>
+          <w:szCs w:val="20"/>
+        </w:rPr>
+      </w:pPr>
+    </w:p>
+    <w:p>
+      <w:pPr>
+        <w:spacing w:line="200" w:lineRule="exact"/>
+        <w:rPr>
+          <w:sz w:val="20"/>
+          <w:szCs w:val="20"/>
+        </w:rPr>
+      </w:pPr>
+    </w:p>
+    <w:p>
+      <w:pPr>
+        <w:spacing w:line="200" w:lineRule="exact"/>
+        <w:rPr>
+          <w:sz w:val="20"/>
+          <w:szCs w:val="20"/>
+        </w:rPr>
+      </w:pPr>
+    </w:p>
+    <w:p>
+      <w:pPr>
+        <w:spacing w:line="200" w:lineRule="exact"/>
+        <w:rPr>
+          <w:sz w:val="20"/>
+          <w:szCs w:val="20"/>
+        </w:rPr>
+      </w:pPr>
+    </w:p>
+    <w:p>
+      <w:pPr>
+        <w:spacing w:line="200" w:lineRule="exact"/>
+        <w:rPr>
+          <w:sz w:val="20"/>
+          <w:szCs w:val="20"/>
+        </w:rPr>
+      </w:pPr>
+    </w:p>
+    <w:p>
+      <w:pPr>
+        <w:spacing w:line="200" w:lineRule="exact"/>
+        <w:rPr>
+          <w:sz w:val="20"/>
+          <w:szCs w:val="20"/>
+        </w:rPr>
+      </w:pPr>
+    </w:p>
+    <w:p>
+      <w:pPr>
+        <w:spacing w:line="200" w:lineRule="exact"/>
+        <w:rPr>
+          <w:sz w:val="20"/>
+          <w:szCs w:val="20"/>
+        </w:rPr>
+      </w:pPr>
+    </w:p>
+    <w:p>
+      <w:pPr>
+        <w:spacing w:line="200" w:lineRule="exact"/>
+        <w:rPr>
+          <w:sz w:val="20"/>
+          <w:szCs w:val="20"/>
+        </w:rPr>
+      </w:pPr>
+    </w:p>
+    <w:p>
+      <w:pPr>
+        <w:spacing w:line="200" w:lineRule="exact"/>
+        <w:rPr>
+          <w:sz w:val="20"/>
+          <w:szCs w:val="20"/>
+        </w:rPr>
+      </w:pPr>
+    </w:p>
+    <w:p>
+      <w:pPr>
+        <w:spacing w:line="200" w:lineRule="exact"/>
+        <w:rPr>
+          <w:sz w:val="20"/>
+          <w:szCs w:val="20"/>
+        </w:rPr>
+      </w:pPr>
+    </w:p>
+    <w:p>
+      <w:pPr>
+        <w:spacing w:line="200" w:lineRule="exact"/>
+        <w:rPr>
+          <w:sz w:val="20"/>
+          <w:szCs w:val="20"/>
+        </w:rPr>
+      </w:pPr>
+    </w:p>
+    <w:p>
+      <w:pPr>
+        <w:spacing w:line="200" w:lineRule="exact"/>
+        <w:rPr>
+          <w:sz w:val="20"/>
+          <w:szCs w:val="20"/>
+        </w:rPr>
+      </w:pPr>
+    </w:p>
+    <w:p>
+      <w:pPr>
+        <w:spacing w:line="200" w:lineRule="exact"/>
+        <w:rPr>
+          <w:sz w:val="20"/>
+          <w:szCs w:val="20"/>
+        </w:rPr>
+      </w:pPr>
+    </w:p>
+    <w:p>
+      <w:pPr>
+        <w:spacing w:line="200" w:lineRule="exact"/>
+        <w:rPr>
+          <w:sz w:val="20"/>
+          <w:szCs w:val="20"/>
+        </w:rPr>
+      </w:pPr>
+    </w:p>
+    <w:p>
+      <w:pPr>
+        <w:spacing w:line="200" w:lineRule="exact"/>
+        <w:rPr>
+          <w:sz w:val="20"/>
+          <w:szCs w:val="20"/>
+        </w:rPr>
+      </w:pPr>
+    </w:p>
+    <w:p>
+      <w:pPr>
+        <w:spacing w:line="200" w:lineRule="exact"/>
+        <w:rPr>
+          <w:sz w:val="20"/>
+          <w:szCs w:val="20"/>
+        </w:rPr>
+      </w:pPr>
+    </w:p>
+    <w:p>
+      <w:pPr>
+        <w:spacing w:line="200" w:lineRule="exact"/>
+        <w:rPr>
+          <w:sz w:val="20"/>
+          <w:szCs w:val="20"/>
+        </w:rPr>
+      </w:pPr>
+    </w:p>
+    <w:p>
+      <w:pPr>
+        <w:spacing w:line="200" w:lineRule="exact"/>
+        <w:rPr>
+          <w:sz w:val="20"/>
+          <w:szCs w:val="20"/>
+        </w:rPr>
+      </w:pPr>
+    </w:p>
+    <w:p>
+      <w:pPr>
+        <w:spacing w:line="200" w:lineRule="exact"/>
+        <w:rPr>
+          <w:sz w:val="20"/>
+          <w:szCs w:val="20"/>
+        </w:rPr>
+      </w:pPr>
+    </w:p>
+    <w:p>
+      <w:pPr>
+        <w:spacing w:line="200" w:lineRule="exact"/>
+        <w:rPr>
+          <w:sz w:val="20"/>
+          <w:szCs w:val="20"/>
+        </w:rPr>
+      </w:pPr>
+    </w:p>
+    <w:p>
+      <w:pPr>
+        <w:spacing w:line="200" w:lineRule="exact"/>
+        <w:rPr>
+          <w:sz w:val="20"/>
+          <w:szCs w:val="20"/>
+        </w:rPr>
+      </w:pPr>
+    </w:p>
+    <w:p>
+      <w:pPr>
+        <w:spacing w:line="200" w:lineRule="exact"/>
+        <w:rPr>
+          <w:sz w:val="20"/>
+          <w:szCs w:val="20"/>
+        </w:rPr>
+      </w:pPr>
+    </w:p>
+    <w:p>
+      <w:pPr>
+        <w:spacing w:line="200" w:lineRule="exact"/>
+        <w:rPr>
+          <w:sz w:val="20"/>
+          <w:szCs w:val="20"/>
+        </w:rPr>
+      </w:pPr>
+    </w:p>
+    <w:p>
+      <w:pPr>
+        <w:spacing w:line="200" w:lineRule="exact"/>
+        <w:rPr>
+          <w:sz w:val="20"/>
+          <w:szCs w:val="20"/>
+        </w:rPr>
+      </w:pPr>
+    </w:p>
+    <w:p>
+      <w:pPr>
+        <w:spacing w:line="200" w:lineRule="exact"/>
+        <w:rPr>
+          <w:sz w:val="20"/>
+          <w:szCs w:val="20"/>
+        </w:rPr>
+      </w:pPr>
+    </w:p>
+    <w:p>
+      <w:pPr>
+        <w:spacing w:line="200" w:lineRule="exact"/>
+        <w:rPr>
+          <w:sz w:val="20"/>
+          <w:szCs w:val="20"/>
+        </w:rPr>
+      </w:pPr>
+    </w:p>
+    <w:p>
+      <w:pPr>
+        <w:spacing w:line="200" w:lineRule="exact"/>
+        <w:rPr>
+          <w:sz w:val="20"/>
+          <w:szCs w:val="20"/>
+        </w:rPr>
+      </w:pPr>
+    </w:p>
+    <w:p>
+      <w:pPr>
+        <w:spacing w:line="200" w:lineRule="exact"/>
+        <w:rPr>
+          <w:sz w:val="20"/>
+          <w:szCs w:val="20"/>
+        </w:rPr>
+      </w:pPr>
+    </w:p>
+    <w:p>
+      <w:pPr>
+        <w:spacing w:line="200" w:lineRule="exact"/>
+        <w:rPr>
+          <w:sz w:val="20"/>
+          <w:szCs w:val="20"/>
+        </w:rPr>
+      </w:pPr>
+    </w:p>
+    <w:p>
+      <w:pPr>
+        <w:spacing w:line="200" w:lineRule="exact"/>
+        <w:rPr>
+          <w:sz w:val="20"/>
+          <w:szCs w:val="20"/>
+        </w:rPr>
+      </w:pPr>
+    </w:p>
+    <w:p>
+      <w:pPr>
+        <w:spacing w:line="200" w:lineRule="exact"/>
+        <w:rPr>
+          <w:sz w:val="20"/>
+          <w:szCs w:val="20"/>
+        </w:rPr>
+      </w:pPr>
+    </w:p>
+    <w:p>
+      <w:pPr>
+        <w:spacing w:line="200" w:lineRule="exact"/>
+        <w:rPr>
+          <w:sz w:val="20"/>
+          <w:szCs w:val="20"/>
+        </w:rPr>
+      </w:pPr>
+    </w:p>
+    <w:p>
+      <w:pPr>
+        <w:spacing w:line="200" w:lineRule="exact"/>
+        <w:rPr>
+          <w:sz w:val="20"/>
+          <w:szCs w:val="20"/>
+        </w:rPr>
+      </w:pPr>
+    </w:p>
+    <w:p>
+      <w:pPr>
+        <w:spacing w:line="200" w:lineRule="exact"/>
+        <w:rPr>
+          <w:sz w:val="20"/>
+          <w:szCs w:val="20"/>
+        </w:rPr>
+      </w:pPr>
+    </w:p>
+    <w:p>
+      <w:pPr>
+        <w:spacing w:line="200" w:lineRule="exact"/>
+        <w:rPr>
+          <w:sz w:val="20"/>
+          <w:szCs w:val="20"/>
+        </w:rPr>
+      </w:pPr>
+    </w:p>
+    <w:p>
+      <w:pPr>
+        <w:spacing w:line="200" w:lineRule="exact"/>
+        <w:rPr>
+          <w:rFonts w:asciiTheme="majorEastAsia" w:eastAsiaTheme="majorEastAsia" w:hAnsiTheme="majorEastAsia"/>
+          <w:sz w:val="22"/>
+        </w:rPr>
+      </w:pPr>
+      <w:r>
+        <w:rPr>
+          <w:rFonts w:asciiTheme="majorEastAsia" w:eastAsiaTheme="majorEastAsia" w:hAnsiTheme="majorEastAsia"/>
+          <w:sz w:val="22"/>
+        </w:rPr>
+        <w:t>{{DRV_1_STATEMENT}}</w:t>
+      </w:r>
+    </w:p>
+    <w:p>
+      <w:pPr>
+        <w:spacing w:line="200" w:lineRule="exact"/>
+        <w:rPr>
+          <w:rFonts w:asciiTheme="majorEastAsia" w:eastAsiaTheme="majorEastAsia" w:hAnsiTheme="majorEastAsia"/>
+          <w:sz w:val="22"/>
+        </w:rPr>
+      </w:pPr>
+      <w:r>
+        <w:rPr>
+          <w:rFonts w:asciiTheme="majorEastAsia" w:eastAsiaTheme="majorEastAsia" w:hAnsiTheme="majorEastAsia"/>
+          <w:sz w:val="22"/>
+        </w:rPr>
+        <w:t>{{DRV_</w:t>
       </w:r>
       <w:r>
         <w:rPr>
+          <w:rFonts w:asciiTheme="majorEastAsia" w:eastAsiaTheme="majorEastAsia" w:hAnsiTheme="majorEastAsia" w:hint="eastAsia"/>
+          <w:sz w:val="22"/>
+        </w:rPr>
+        <w:t>2</w:t>
+      </w:r>
+      <w:r>
+        <w:rPr>
+          <w:rFonts w:asciiTheme="majorEastAsia" w:eastAsiaTheme="majorEastAsia" w:hAnsiTheme="majorEastAsia"/>
+          <w:sz w:val="22"/>
+        </w:rPr>
+        <w:t>_STATEMENT}}</w:t>
+      </w:r>
+    </w:p>
+    <w:p>
+      <w:pPr>
+        <w:spacing w:line="200" w:lineRule="exact"/>
+        <w:rPr>
+          <w:rFonts w:asciiTheme="majorEastAsia" w:eastAsiaTheme="majorEastAsia" w:hAnsiTheme="majorEastAsia"/>
+          <w:sz w:val="22"/>
+        </w:rPr>
+      </w:pPr>
+      <w:r>
+        <w:rPr>
+          <w:rFonts w:asciiTheme="majorEastAsia" w:eastAsiaTheme="majorEastAsia" w:hAnsiTheme="majorEastAsia"/>
+          <w:sz w:val="22"/>
+        </w:rPr>
+        <w:t>{{DRV_</w:t>
+      </w:r>
+      <w:r>
+        <w:rPr>
+          <w:rFonts w:asciiTheme="majorEastAsia" w:eastAsiaTheme="majorEastAsia" w:hAnsiTheme="majorEastAsia" w:hint="eastAsia"/>
+          <w:sz w:val="22"/>
+        </w:rPr>
+        <w:t>3</w:t>
+      </w:r>
+      <w:r>
+        <w:rPr>
+          <w:rFonts w:asciiTheme="majorEastAsia" w:eastAsiaTheme="majorEastAsia" w:hAnsiTheme="majorEastAsia"/>
+          <w:sz w:val="22"/>
+        </w:rPr>
+        <w:t>_STATEMENT}}</w:t>
+      </w:r>
+    </w:p>
+    <w:p>
+      <w:pPr>
+        <w:spacing w:line="200" w:lineRule="exact"/>
+        <w:rPr>
+          <w:rFonts w:asciiTheme="majorEastAsia" w:eastAsiaTheme="majorEastAsia" w:hAnsiTheme="majorEastAsia"/>
+          <w:sz w:val="22"/>
+        </w:rPr>
+      </w:pPr>
+      <w:r>
+        <w:rPr>
+          <w:rFonts w:asciiTheme="majorEastAsia" w:eastAsiaTheme="majorEastAsia" w:hAnsiTheme="majorEastAsia"/>
+          <w:sz w:val="22"/>
+        </w:rPr>
+        <w:t>{{DRV_</w:t>
+      </w:r>
+      <w:r>
+        <w:rPr>
+          <w:rFonts w:asciiTheme="majorEastAsia" w:eastAsiaTheme="majorEastAsia" w:hAnsiTheme="majorEastAsia" w:hint="eastAsia"/>
+          <w:sz w:val="22"/>
+        </w:rPr>
+        <w:t>4</w:t>
+      </w:r>
+      <w:r>
+        <w:rPr>
+          <w:rFonts w:asciiTheme="majorEastAsia" w:eastAsiaTheme="majorEastAsia" w:hAnsiTheme="majorEastAsia"/>
+          <w:sz w:val="22"/>
+        </w:rPr>
+        <w:t>_STATEMENT}}</w:t>
+      </w:r>
+    </w:p>
+    <w:p>
+      <w:pPr>
+        <w:spacing w:line="200" w:lineRule="exact"/>
+        <w:rPr>
+          <w:rFonts w:asciiTheme="majorEastAsia" w:eastAsiaTheme="majorEastAsia" w:hAnsiTheme="majorEastAsia"/>
+          <w:sz w:val="22"/>
+        </w:rPr>
+      </w:pPr>
+      <w:r>
+        <w:rPr>
+          <w:rFonts w:asciiTheme="majorEastAsia" w:eastAsiaTheme="majorEastAsia" w:hAnsiTheme="majorEastAsia"/>
+          <w:sz w:val="22"/>
+        </w:rPr>
+        <w:t>{{DRV_</w:t>
+      </w:r>
+      <w:r>
+        <w:rPr>
+          <w:rFonts w:asciiTheme="majorEastAsia" w:eastAsiaTheme="majorEastAsia" w:hAnsiTheme="majorEastAsia" w:hint="eastAsia"/>
+          <w:sz w:val="22"/>
+        </w:rPr>
+        <w:t>5</w:t>
+      </w:r>
+      <w:r>
+        <w:rPr>
+          <w:rFonts w:asciiTheme="majorEastAsia" w:eastAsiaTheme="majorEastAsia" w:hAnsiTheme="majorEastAsia"/>
+          <w:sz w:val="22"/>
+        </w:rPr>
+        <w:t>_STATEMENT}}</w:t>
+      </w:r>
+    </w:p>
+    <w:p>
+      <w:pPr>
+        <w:spacing w:line="200" w:lineRule="exact"/>
+        <w:rPr>
           <w:rFonts w:hint="eastAsia"/>
-          <w:noProof/>
           <w:sz w:val="20"/>
           <w:szCs w:val="20"/>
-          <w:lang w:eastAsia="zh-HK"/>
-        </w:rPr>
-        <mc:AlternateContent>
-          <mc:Choice Requires="wps">
-            <w:drawing>
-              <wp:anchor distT="0" distB="0" distL="114300" distR="114300" simplePos="0" relativeHeight="251672576" behindDoc="0" locked="0" layoutInCell="1" allowOverlap="1" wp14:anchorId="00B27AD7" wp14:editId="03145761">
-                <wp:simplePos x="0" y="0"/>
-                <wp:positionH relativeFrom="column">
-                  <wp:posOffset>-404367</wp:posOffset>
-                </wp:positionH>
-                <wp:positionV relativeFrom="paragraph">
-                  <wp:posOffset>1502764</wp:posOffset>
-                </wp:positionV>
-                <wp:extent cx="6297930" cy="1623060"/>
-                <wp:effectExtent l="0" t="0" r="26670" b="34290"/>
-                <wp:wrapNone/>
-                <wp:docPr id="1883413391" name="直線接點 4"/>
-                <wp:cNvGraphicFramePr/>
-                <a:graphic xmlns:a="http://schemas.openxmlformats.org/drawingml/2006/main">
-                  <a:graphicData uri="http://schemas.microsoft.com/office/word/2010/wordprocessingShape">
-                    <wps:wsp>
-                      <wps:cNvCnPr/>
-                      <wps:spPr>
-                        <a:xfrm flipH="1">
-                          <a:off x="0" y="0"/>
-                          <a:ext cx="6297930" cy="1623060"/>
-                        </a:xfrm>
-                        <a:prstGeom prst="line">
-                          <a:avLst/>
-                        </a:prstGeom>
-                      </wps:spPr>
-                      <wps:style>
-                        <a:lnRef idx="1">
-                          <a:schemeClr val="dk1"/>
-                        </a:lnRef>
-                        <a:fillRef idx="0">
-                          <a:schemeClr val="dk1"/>
-                        </a:fillRef>
-                        <a:effectRef idx="0">
-                          <a:schemeClr val="dk1"/>
-                        </a:effectRef>
-                        <a:fontRef idx="minor">
-                          <a:schemeClr val="tx1"/>
-                        </a:fontRef>
-                      </wps:style>
-                      <wps:bodyPr/>
-                    </wps:wsp>
-                  </a:graphicData>
-                </a:graphic>
-                <wp14:sizeRelH relativeFrom="margin">
-                  <wp14:pctWidth>0</wp14:pctWidth>
-                </wp14:sizeRelH>
-                <wp14:sizeRelV relativeFrom="margin">
-                  <wp14:pctHeight>0</wp14:pctHeight>
-                </wp14:sizeRelV>
-              </wp:anchor>
-            </w:drawing>
-          </mc:Choice>
-          <mc:Fallback>
-            <w:pict>
-              <v:line w14:anchorId="2BA1D7F6" id="直線接點 4" o:spid="_x0000_s1026" style="position:absolute;flip:x;z-index:251672576;visibility:visible;mso-wrap-style:square;mso-width-percent:0;mso-height-percent:0;mso-wrap-distance-left:9pt;mso-wrap-distance-top:0;mso-wrap-distance-right:9pt;mso-wrap-distance-bottom:0;mso-position-horizontal:absolute;mso-position-horizontal-relative:text;mso-position-vertical:absolute;mso-position-vertical-relative:text;mso-width-percent:0;mso-height-percent:0;mso-width-relative:margin;mso-height-relative:margin" from="-31.85pt,118.35pt" to="464.05pt,246.15pt" o:gfxdata="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" strokecolor="black [3040]"/>
-            </w:pict>
-          </mc:Fallback>
-        </mc:AlternateContent>
+        </w:rPr>
+      </w:pPr>
+      <w:r>
+        <w:rPr>
+          <w:rFonts w:asciiTheme="majorEastAsia" w:eastAsiaTheme="majorEastAsia" w:hAnsiTheme="majorEastAsia"/>
+          <w:sz w:val="22"/>
+        </w:rPr>
+        <w:t>{{DRV_</w:t>
       </w:r>
       <w:r>
         <w:rPr>
+          <w:rFonts w:asciiTheme="majorEastAsia" w:eastAsiaTheme="majorEastAsia" w:hAnsiTheme="majorEastAsia" w:hint="eastAsia"/>
+          <w:sz w:val="22"/>
+        </w:rPr>
+        <w:t>6</w:t>
+      </w:r>
+      <w:r>
+        <w:rPr>
+          <w:rFonts w:asciiTheme="majorEastAsia" w:eastAsiaTheme="majorEastAsia" w:hAnsiTheme="majorEastAsia"/>
+          <w:sz w:val="22"/>
+        </w:rPr>
+        <w:t>_STATEMENT}}</w:t>
+      </w:r>
+    </w:p>
+    <w:p>
+      <w:pPr>
+        <w:spacing w:line="200" w:lineRule="exact"/>
+        <w:rPr>
           <w:rFonts w:hint="eastAsia"/>
-          <w:noProof/>
           <w:sz w:val="20"/>
           <w:szCs w:val="20"/>
-          <w:lang w:eastAsia="zh-HK"/>
-        </w:rPr>
-        <mc:AlternateContent>
-          <mc:Choice Requires="wps">
-            <w:drawing>
-              <wp:anchor distT="0" distB="0" distL="114300" distR="114300" simplePos="0" relativeHeight="251663360" behindDoc="0" locked="0" layoutInCell="1" allowOverlap="1" wp14:anchorId="6E6766AC" wp14:editId="50DCFF02">
-                <wp:simplePos x="0" y="0"/>
-                <wp:positionH relativeFrom="column">
-                  <wp:posOffset>-235448</wp:posOffset>
-                </wp:positionH>
-                <wp:positionV relativeFrom="paragraph">
-                  <wp:posOffset>1477460</wp:posOffset>
-                </wp:positionV>
-                <wp:extent cx="6386830" cy="13335"/>
-                <wp:effectExtent l="0" t="0" r="33020" b="24765"/>
-                <wp:wrapNone/>
-                <wp:docPr id="1070162394" name="直線接點 2"/>
-                <wp:cNvGraphicFramePr/>
-                <a:graphic xmlns:a="http://schemas.openxmlformats.org/drawingml/2006/main">
-                  <a:graphicData uri="http://schemas.microsoft.com/office/word/2010/wordprocessingShape">
-                    <wps:wsp>
-                      <wps:cNvCnPr/>
-                      <wps:spPr>
-                        <a:xfrm flipV="1">
-                          <a:off x="0" y="0"/>
-                          <a:ext cx="6386830" cy="13335"/>
-                        </a:xfrm>
-                        <a:prstGeom prst="line">
-                          <a:avLst/>
-                        </a:prstGeom>
-                      </wps:spPr>
-                      <wps:style>
-                        <a:lnRef idx="1">
-                          <a:schemeClr val="dk1"/>
-                        </a:lnRef>
-                        <a:fillRef idx="0">
-                          <a:schemeClr val="dk1"/>
-                        </a:fillRef>
-                        <a:effectRef idx="0">
-                          <a:schemeClr val="dk1"/>
-                        </a:effectRef>
-                        <a:fontRef idx="minor">
-                          <a:schemeClr val="tx1"/>
-                        </a:fontRef>
-                      </wps:style>
-                      <wps:bodyPr/>
-                    </wps:wsp>
-                  </a:graphicData>
-                </a:graphic>
-                <wp14:sizeRelH relativeFrom="margin">
-                  <wp14:pctWidth>0</wp14:pctWidth>
-                </wp14:sizeRelH>
-                <wp14:sizeRelV relativeFrom="margin">
-                  <wp14:pctHeight>0</wp14:pctHeight>
-                </wp14:sizeRelV>
-              </wp:anchor>
-            </w:drawing>
-          </mc:Choice>
-          <mc:Fallback>
-            <w:pict>
-              <v:line w14:anchorId="76EDB4FC" id="直線接點 2" o:spid="_x0000_s1026" style="position:absolute;flip:y;z-index:251663360;visibility:visible;mso-wrap-style:square;mso-width-percent:0;mso-height-percent:0;mso-wrap-distance-left:9pt;mso-wrap-distance-top:0;mso-wrap-distance-right:9pt;mso-wrap-distance-bottom:0;mso-position-horizontal:absolute;mso-position-horizontal-relative:text;mso-position-vertical:absolute;mso-position-vertical-relative:text;mso-width-percent:0;mso-height-percent:0;mso-width-relative:margin;mso-height-relative:margin" from="-18.55pt,116.35pt" to="484.35pt,117.4pt" o:gfxdata="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" strokecolor="black [3040]"/>
-            </w:pict>
-          </mc:Fallback>
-        </mc:AlternateContent>
-      </w:r>
+        </w:rPr>
+      </w:pPr>
     </w:p>
     <w:sectPr>
       <w:pgSz w:w="11906" w:h="16838"/>

--- a/T24_template_2.docx
+++ b/T24_template_2.docx
@@ -867,13 +867,23 @@
           <w:p>
             <w:pPr>
               <w:spacing w:line="200" w:lineRule="exact"/>
-              <w:rPr>
-                <w:rFonts w:asciiTheme="minorEastAsia" w:hAnsiTheme="minorEastAsia"/>
-                <w:sz w:val="20"/>
-                <w:szCs w:val="20"/>
-                <w:lang w:eastAsia="zh-HK"/>
-              </w:rPr>
-            </w:pPr>
+              <w:jc w:val="center"/>
+              <w:rPr>
+                <w:rFonts w:cstheme="minorHAnsi"/>
+                <w:sz w:val="20"/>
+                <w:szCs w:val="20"/>
+                <w:lang w:eastAsia="zh-HK"/>
+              </w:rPr>
+            </w:pPr>
+            <w:r>
+              <w:rPr>
+                <w:rFonts w:cstheme="minorHAnsi"/>
+                <w:sz w:val="20"/>
+                <w:szCs w:val="20"/>
+                <w:lang w:eastAsia="zh-HK"/>
+              </w:rPr>
+              <w:t>{{LOCATION}}</w:t>
+            </w:r>
           </w:p>
         </w:tc>
       </w:tr>
@@ -7418,10 +7428,12 @@
             </w:r>
             <w:r>
               <w:rPr>
-                <w:rFonts w:asciiTheme="majorEastAsia" w:eastAsiaTheme="majorEastAsia" w:hAnsiTheme="majorEastAsia" w:hint="eastAsia"/>
-                <w:sz w:val="22"/>
-              </w:rPr>
-              <w:t>XXXXX</w:t>
+                <w:rFonts w:asciiTheme="minorEastAsia" w:hAnsiTheme="minorEastAsia"/>
+                <w:sz w:val="20"/>
+                <w:szCs w:val="20"/>
+                <w:lang w:eastAsia="zh-HK"/>
+              </w:rPr>
+              <w:t>{{LOCATION}}</w:t>
             </w:r>
             <w:r>
               <w:rPr>
@@ -7520,10 +7532,12 @@
             </w:r>
             <w:r>
               <w:rPr>
-                <w:rFonts w:asciiTheme="majorEastAsia" w:eastAsiaTheme="majorEastAsia" w:hAnsiTheme="majorEastAsia" w:hint="eastAsia"/>
-                <w:sz w:val="22"/>
-              </w:rPr>
-              <w:t>XXXXX</w:t>
+                <w:rFonts w:asciiTheme="minorEastAsia" w:hAnsiTheme="minorEastAsia"/>
+                <w:sz w:val="20"/>
+                <w:szCs w:val="20"/>
+                <w:lang w:eastAsia="zh-HK"/>
+              </w:rPr>
+              <w:t>{{LOCATION}}</w:t>
             </w:r>
             <w:r>
               <w:rPr>
@@ -8159,7 +8173,23 @@
                 <w:sz w:val="22"/>
                 <w:lang w:eastAsia="zh-HK"/>
               </w:rPr>
-              <w:t>報。</w:t>
+              <w:t>報</w:t>
+            </w:r>
+            <w:r>
+              <w:rPr>
+                <w:rFonts w:asciiTheme="majorEastAsia" w:eastAsiaTheme="majorEastAsia" w:hAnsiTheme="majorEastAsia" w:hint="eastAsia"/>
+                <w:sz w:val="22"/>
+                <w:lang w:eastAsia="zh-HK"/>
+              </w:rPr>
+              <w:t>警處理</w:t>
+            </w:r>
+            <w:r>
+              <w:rPr>
+                <w:rFonts w:asciiTheme="majorEastAsia" w:eastAsiaTheme="majorEastAsia" w:hAnsiTheme="majorEastAsia" w:hint="eastAsia"/>
+                <w:sz w:val="22"/>
+                <w:lang w:eastAsia="zh-HK"/>
+              </w:rPr>
+              <w:t>。</w:t>
             </w:r>
           </w:p>
         </w:tc>
@@ -8186,14 +8216,6 @@
             </w:pPr>
             <w:r>
               <w:rPr>
-                <w:rFonts w:asciiTheme="majorEastAsia" w:eastAsiaTheme="majorEastAsia" w:hAnsiTheme="majorEastAsia" w:hint="eastAsia"/>
-                <w:sz w:val="22"/>
-                <w:lang w:eastAsia="zh-HK"/>
-              </w:rPr>
-              <w:t>警處理</w:t>
-            </w:r>
-            <w:r>
-              <w:rPr>
                 <w:rFonts w:asciiTheme="majorEastAsia" w:eastAsiaTheme="majorEastAsia" w:hAnsiTheme="majorEastAsia" w:cs="Arial" w:hint="eastAsia"/>
                 <w:sz w:val="22"/>
                 <w:lang w:eastAsia="zh-HK"/>
@@ -8432,7 +8454,21 @@
                 <w:rFonts w:asciiTheme="majorEastAsia" w:eastAsiaTheme="majorEastAsia" w:hAnsiTheme="majorEastAsia"/>
                 <w:sz w:val="22"/>
               </w:rPr>
-              <w:t>{{DRV_1_STATEMENT}}</w:t>
+              <w:t>{{DRV_</w:t>
+            </w:r>
+            <w:r>
+              <w:rPr>
+                <w:rFonts w:asciiTheme="majorEastAsia" w:eastAsiaTheme="majorEastAsia" w:hAnsiTheme="majorEastAsia" w:hint="eastAsia"/>
+                <w:sz w:val="22"/>
+              </w:rPr>
+              <w:t>2</w:t>
+            </w:r>
+            <w:r>
+              <w:rPr>
+                <w:rFonts w:asciiTheme="majorEastAsia" w:eastAsiaTheme="majorEastAsia" w:hAnsiTheme="majorEastAsia"/>
+                <w:sz w:val="22"/>
+              </w:rPr>
+              <w:t>_STATEMENT}}</w:t>
             </w:r>
           </w:p>
         </w:tc>
@@ -8500,7 +8536,14 @@
                 <w:rFonts w:asciiTheme="majorEastAsia" w:eastAsiaTheme="majorEastAsia" w:hAnsiTheme="majorEastAsia" w:hint="eastAsia"/>
                 <w:sz w:val="22"/>
               </w:rPr>
-              <w:t xml:space="preserve"> AMXXXX</w:t>
+              <w:t xml:space="preserve"> </w:t>
+            </w:r>
+            <w:r>
+              <w:rPr>
+                <w:rFonts w:asciiTheme="majorEastAsia" w:eastAsiaTheme="majorEastAsia" w:hAnsiTheme="majorEastAsia"/>
+                <w:sz w:val="22"/>
+              </w:rPr>
+              <w:t>{{POLICE_VEH_NO}}</w:t>
             </w:r>
             <w:r>
               <w:rPr>
@@ -8569,103 +8612,21 @@
                 <w:sz w:val="22"/>
                 <w:lang w:eastAsia="zh-HK"/>
               </w:rPr>
-              <w:t>時，</w:t>
+              <w:t>時，雙方司機表示自行處理。</w:t>
             </w:r>
             <w:r>
               <w:rPr>
                 <w:rFonts w:asciiTheme="majorEastAsia" w:eastAsiaTheme="majorEastAsia" w:hAnsiTheme="majorEastAsia" w:hint="eastAsia"/>
                 <w:sz w:val="22"/>
-                <w:lang w:eastAsia="zh-HK"/>
-              </w:rPr>
-              <w:t>雙方司機表示</w:t>
-            </w:r>
-            <w:r>
-              <w:rPr>
-                <w:rFonts w:asciiTheme="majorEastAsia" w:eastAsiaTheme="majorEastAsia" w:hAnsiTheme="majorEastAsia" w:hint="eastAsia"/>
-                <w:sz w:val="22"/>
-                <w:lang w:eastAsia="zh-HK"/>
-              </w:rPr>
-              <w:t>自行</w:t>
-            </w:r>
-            <w:r>
-              <w:rPr>
-                <w:rFonts w:asciiTheme="majorEastAsia" w:eastAsiaTheme="majorEastAsia" w:hAnsiTheme="majorEastAsia" w:hint="eastAsia"/>
-                <w:sz w:val="22"/>
-                <w:lang w:eastAsia="zh-HK"/>
-              </w:rPr>
-              <w:t>處理。</w:t>
-            </w:r>
-            <w:r>
-              <w:rPr>
-                <w:rFonts w:asciiTheme="majorEastAsia" w:eastAsiaTheme="majorEastAsia" w:hAnsiTheme="majorEastAsia" w:hint="eastAsia"/>
-                <w:sz w:val="22"/>
-                <w:lang w:eastAsia="zh-HK"/>
-              </w:rPr>
-              <w:t>肇事車輛</w:t>
+              </w:rPr>
+              <w:t>警察</w:t>
             </w:r>
             <w:r>
               <w:rPr>
                 <w:rFonts w:asciiTheme="majorEastAsia" w:eastAsiaTheme="majorEastAsia" w:hAnsiTheme="majorEastAsia"/>
                 <w:sz w:val="22"/>
-                <w:lang w:eastAsia="zh-HK"/>
-              </w:rPr>
-              <w:t>往</w:t>
-            </w:r>
-            <w:r>
-              <w:rPr>
-                <w:rFonts w:asciiTheme="majorEastAsia" w:eastAsiaTheme="majorEastAsia" w:hAnsiTheme="majorEastAsia" w:hint="eastAsia"/>
-                <w:sz w:val="22"/>
-                <w:lang w:eastAsia="zh-HK"/>
-              </w:rPr>
-              <w:t>香港</w:t>
-            </w:r>
-            <w:r>
-              <w:rPr>
-                <w:rFonts w:asciiTheme="majorEastAsia" w:eastAsiaTheme="majorEastAsia" w:hAnsiTheme="majorEastAsia"/>
-                <w:sz w:val="22"/>
-                <w:lang w:eastAsia="zh-HK"/>
-              </w:rPr>
-              <w:t>方向離開</w:t>
-            </w:r>
-            <w:r>
-              <w:rPr>
-                <w:rFonts w:asciiTheme="majorEastAsia" w:eastAsiaTheme="majorEastAsia" w:hAnsiTheme="majorEastAsia" w:hint="eastAsia"/>
-                <w:sz w:val="22"/>
-                <w:lang w:eastAsia="zh-HK"/>
-              </w:rPr>
-              <w:t>。</w:t>
-            </w:r>
-            <w:r>
-              <w:rPr>
-                <w:rFonts w:asciiTheme="majorEastAsia" w:eastAsiaTheme="majorEastAsia" w:hAnsiTheme="majorEastAsia" w:cs="Arial"/>
-                <w:sz w:val="22"/>
-                <w:lang w:eastAsia="zh-HK"/>
-              </w:rPr>
-              <w:t>(警方檔案編號：</w:t>
-            </w:r>
-            <w:r>
-              <w:rPr>
-                <w:rFonts w:asciiTheme="majorEastAsia" w:eastAsiaTheme="majorEastAsia" w:hAnsiTheme="majorEastAsia" w:cs="Arial"/>
-                <w:sz w:val="22"/>
-                <w:lang w:eastAsia="zh-HK"/>
-              </w:rPr>
-              <w:t>{{RN_NO}}</w:t>
-            </w:r>
-            <w:r>
-              <w:rPr>
-                <w:rFonts w:asciiTheme="majorEastAsia" w:eastAsiaTheme="majorEastAsia" w:hAnsiTheme="majorEastAsia" w:cs="Arial"/>
-                <w:sz w:val="22"/>
-                <w:lang w:eastAsia="zh-HK"/>
-              </w:rPr>
-              <w:t>)</w:t>
-            </w:r>
-            <w:r>
-              <w:rPr>
-                <w:rFonts w:asciiTheme="majorEastAsia" w:eastAsiaTheme="majorEastAsia" w:hAnsiTheme="majorEastAsia"/>
-                <w:sz w:val="22"/>
-                <w:lang w:eastAsia="zh-HK"/>
-              </w:rPr>
-              <w:t>，</w:t>
+              </w:rPr>
+              <w:t>{{PBT}}</w:t>
             </w:r>
           </w:p>
         </w:tc>
@@ -8690,6 +8651,62 @@
                 <w:lang w:eastAsia="zh-HK"/>
               </w:rPr>
             </w:pPr>
+            <w:r>
+              <w:rPr>
+                <w:rFonts w:asciiTheme="majorEastAsia" w:eastAsiaTheme="majorEastAsia" w:hAnsiTheme="majorEastAsia" w:hint="eastAsia"/>
+                <w:sz w:val="22"/>
+                <w:lang w:eastAsia="zh-HK"/>
+              </w:rPr>
+              <w:t>肇事車輛</w:t>
+            </w:r>
+            <w:r>
+              <w:rPr>
+                <w:rFonts w:asciiTheme="majorEastAsia" w:eastAsiaTheme="majorEastAsia" w:hAnsiTheme="majorEastAsia"/>
+                <w:sz w:val="22"/>
+                <w:lang w:eastAsia="zh-HK"/>
+              </w:rPr>
+              <w:t>往</w:t>
+            </w:r>
+            <w:r>
+              <w:rPr>
+                <w:rFonts w:asciiTheme="majorEastAsia" w:eastAsiaTheme="majorEastAsia" w:hAnsiTheme="majorEastAsia" w:hint="eastAsia"/>
+                <w:sz w:val="22"/>
+                <w:lang w:eastAsia="zh-HK"/>
+              </w:rPr>
+              <w:t>香港</w:t>
+            </w:r>
+            <w:r>
+              <w:rPr>
+                <w:rFonts w:asciiTheme="majorEastAsia" w:eastAsiaTheme="majorEastAsia" w:hAnsiTheme="majorEastAsia"/>
+                <w:sz w:val="22"/>
+                <w:lang w:eastAsia="zh-HK"/>
+              </w:rPr>
+              <w:t>方向離開</w:t>
+            </w:r>
+            <w:r>
+              <w:rPr>
+                <w:rFonts w:asciiTheme="majorEastAsia" w:eastAsiaTheme="majorEastAsia" w:hAnsiTheme="majorEastAsia" w:hint="eastAsia"/>
+                <w:sz w:val="22"/>
+                <w:lang w:eastAsia="zh-HK"/>
+              </w:rPr>
+              <w:t>。</w:t>
+            </w:r>
+            <w:r>
+              <w:rPr>
+                <w:rFonts w:asciiTheme="majorEastAsia" w:eastAsiaTheme="majorEastAsia" w:hAnsiTheme="majorEastAsia" w:cs="Arial"/>
+                <w:sz w:val="22"/>
+                <w:lang w:eastAsia="zh-HK"/>
+              </w:rPr>
+              <w:t>(警方檔案編號：{{RN_NO}})</w:t>
+            </w:r>
+            <w:r>
+              <w:rPr>
+                <w:rFonts w:asciiTheme="majorEastAsia" w:eastAsiaTheme="majorEastAsia" w:hAnsiTheme="majorEastAsia"/>
+                <w:sz w:val="22"/>
+                <w:lang w:eastAsia="zh-HK"/>
+              </w:rPr>
+              <w:t>，</w:t>
+            </w:r>
           </w:p>
         </w:tc>
       </w:tr>
@@ -11868,7 +11885,6 @@
       <w:pPr>
         <w:spacing w:line="200" w:lineRule="exact"/>
         <w:rPr>
-          <w:rFonts w:hint="eastAsia"/>
           <w:sz w:val="20"/>
           <w:szCs w:val="20"/>
         </w:rPr>
@@ -11899,7 +11915,6 @@
       <w:pPr>
         <w:spacing w:line="200" w:lineRule="exact"/>
         <w:rPr>
-          <w:rFonts w:hint="eastAsia"/>
           <w:sz w:val="20"/>
           <w:szCs w:val="20"/>
         </w:rPr>
